--- a/images/calebhallinan_cv.docx
+++ b/images/calebhallinan_cv.docx
@@ -227,7 +227,16 @@
           <w:sz w:val="22"/>
           <w:szCs w:val="22"/>
         </w:rPr>
-        <w:t>Johns Hopkins University</w:t>
+        <w:t xml:space="preserve">Johns Hopkins </w:t>
+      </w:r>
+      <w:r>
+        <w:rPr>
+          <w:rFonts w:ascii="Times New Roman" w:hAnsi="Times New Roman" w:cs="Times New Roman"/>
+          <w:bCs/>
+          <w:sz w:val="22"/>
+          <w:szCs w:val="22"/>
+        </w:rPr>
+        <w:t>School of Medicine</w:t>
       </w:r>
       <w:r>
         <w:rPr>
@@ -559,7 +568,17 @@
           <w:sz w:val="22"/>
           <w:szCs w:val="22"/>
         </w:rPr>
-        <w:t>Johns Hopkins University</w:t>
+        <w:t xml:space="preserve">Johns Hopkins </w:t>
+      </w:r>
+      <w:r>
+        <w:rPr>
+          <w:rFonts w:ascii="Times New Roman" w:hAnsi="Times New Roman" w:cs="Times New Roman"/>
+          <w:i/>
+          <w:iCs/>
+          <w:sz w:val="22"/>
+          <w:szCs w:val="22"/>
+        </w:rPr>
+        <w:t>School of Medicine</w:t>
       </w:r>
     </w:p>
     <w:p>
@@ -691,176 +710,6 @@
     </w:p>
     <w:p>
       <w:pPr>
-        <w:tabs>
-          <w:tab w:val="right" w:pos="10052"/>
-        </w:tabs>
-        <w:rPr>
-          <w:rFonts w:ascii="Times New Roman" w:hAnsi="Times New Roman" w:cs="Times New Roman"/>
-          <w:b/>
-          <w:sz w:val="22"/>
-          <w:szCs w:val="22"/>
-        </w:rPr>
-      </w:pPr>
-    </w:p>
-    <w:p>
-      <w:pPr>
-        <w:tabs>
-          <w:tab w:val="right" w:pos="10800"/>
-        </w:tabs>
-        <w:rPr>
-          <w:rFonts w:ascii="Times New Roman" w:hAnsi="Times New Roman" w:cs="Times New Roman"/>
-          <w:sz w:val="22"/>
-          <w:szCs w:val="22"/>
-        </w:rPr>
-      </w:pPr>
-      <w:r>
-        <w:rPr>
-          <w:rFonts w:ascii="Times New Roman" w:hAnsi="Times New Roman" w:cs="Times New Roman"/>
-          <w:b/>
-          <w:sz w:val="22"/>
-          <w:szCs w:val="22"/>
-        </w:rPr>
-        <w:t>Research Assistant</w:t>
-      </w:r>
-      <w:r>
-        <w:rPr>
-          <w:rFonts w:ascii="Times New Roman" w:hAnsi="Times New Roman" w:cs="Times New Roman"/>
-          <w:sz w:val="22"/>
-          <w:szCs w:val="22"/>
-        </w:rPr>
-        <w:t xml:space="preserve"> </w:t>
-      </w:r>
-      <w:r>
-        <w:rPr>
-          <w:rFonts w:ascii="Times New Roman" w:hAnsi="Times New Roman" w:cs="Times New Roman"/>
-          <w:b/>
-          <w:bCs/>
-          <w:sz w:val="22"/>
-          <w:szCs w:val="22"/>
-        </w:rPr>
-        <w:t>II</w:t>
-      </w:r>
-      <w:r>
-        <w:rPr>
-          <w:rFonts w:ascii="Times New Roman" w:hAnsi="Times New Roman" w:cs="Times New Roman"/>
-          <w:sz w:val="22"/>
-          <w:szCs w:val="22"/>
-        </w:rPr>
-        <w:tab/>
-      </w:r>
-      <w:r>
-        <w:rPr>
-          <w:rFonts w:ascii="Times New Roman" w:hAnsi="Times New Roman" w:cs="Times New Roman"/>
-          <w:i/>
-          <w:sz w:val="22"/>
-          <w:szCs w:val="22"/>
-        </w:rPr>
-        <w:t>September 2021</w:t>
-      </w:r>
-      <w:r>
-        <w:rPr>
-          <w:rFonts w:ascii="Times New Roman" w:hAnsi="Times New Roman" w:cs="Times New Roman"/>
-          <w:i/>
-          <w:sz w:val="22"/>
-          <w:szCs w:val="22"/>
-        </w:rPr>
-        <w:t xml:space="preserve"> </w:t>
-      </w:r>
-      <w:r>
-        <w:rPr>
-          <w:rFonts w:ascii="Times New Roman" w:hAnsi="Times New Roman" w:cs="Times New Roman"/>
-          <w:i/>
-          <w:sz w:val="22"/>
-          <w:szCs w:val="22"/>
-        </w:rPr>
-        <w:t>–</w:t>
-      </w:r>
-      <w:r>
-        <w:rPr>
-          <w:rFonts w:ascii="Times New Roman" w:hAnsi="Times New Roman" w:cs="Times New Roman"/>
-          <w:i/>
-          <w:sz w:val="22"/>
-          <w:szCs w:val="22"/>
-        </w:rPr>
-        <w:t xml:space="preserve"> </w:t>
-      </w:r>
-      <w:r>
-        <w:rPr>
-          <w:rFonts w:ascii="Times New Roman" w:hAnsi="Times New Roman" w:cs="Times New Roman"/>
-          <w:i/>
-          <w:sz w:val="22"/>
-          <w:szCs w:val="22"/>
-        </w:rPr>
-        <w:t>June 2023</w:t>
-      </w:r>
-    </w:p>
-    <w:p>
-      <w:pPr>
-        <w:tabs>
-          <w:tab w:val="right" w:pos="10052"/>
-        </w:tabs>
-        <w:rPr>
-          <w:rFonts w:ascii="Times New Roman" w:hAnsi="Times New Roman" w:cs="Times New Roman"/>
-          <w:i/>
-          <w:iCs/>
-          <w:sz w:val="22"/>
-          <w:szCs w:val="22"/>
-        </w:rPr>
-      </w:pPr>
-      <w:r>
-        <w:rPr>
-          <w:rFonts w:ascii="Times New Roman" w:hAnsi="Times New Roman" w:cs="Times New Roman"/>
-          <w:i/>
-          <w:iCs/>
-          <w:sz w:val="22"/>
-          <w:szCs w:val="22"/>
-        </w:rPr>
-        <w:t>Boston Children’s Hospital &amp; Harvard Medical School</w:t>
-      </w:r>
-    </w:p>
-    <w:p>
-      <w:pPr>
-        <w:tabs>
-          <w:tab w:val="right" w:pos="10052"/>
-        </w:tabs>
-        <w:rPr>
-          <w:rFonts w:ascii="Times New Roman" w:hAnsi="Times New Roman" w:cs="Times New Roman"/>
-          <w:i/>
-          <w:sz w:val="22"/>
-          <w:szCs w:val="22"/>
-        </w:rPr>
-      </w:pPr>
-      <w:r>
-        <w:rPr>
-          <w:rFonts w:ascii="Times New Roman" w:hAnsi="Times New Roman" w:cs="Times New Roman"/>
-          <w:i/>
-          <w:iCs/>
-          <w:sz w:val="22"/>
-          <w:szCs w:val="22"/>
-        </w:rPr>
-        <w:t>Advisor: Kwonmoo Lee, PhD</w:t>
-      </w:r>
-      <w:r>
-        <w:rPr>
-          <w:rFonts w:ascii="Times New Roman" w:hAnsi="Times New Roman" w:cs="Times New Roman"/>
-          <w:i/>
-          <w:sz w:val="22"/>
-          <w:szCs w:val="22"/>
-        </w:rPr>
-        <w:t xml:space="preserve"> </w:t>
-      </w:r>
-      <w:r>
-        <w:rPr>
-          <w:rFonts w:ascii="Times New Roman" w:hAnsi="Times New Roman" w:cs="Times New Roman"/>
-          <w:i/>
-          <w:sz w:val="22"/>
-          <w:szCs w:val="22"/>
-        </w:rPr>
-        <w:tab/>
-      </w:r>
-    </w:p>
-    <w:p>
-      <w:pPr>
         <w:pStyle w:val="ListParagraph"/>
         <w:numPr>
           <w:ilvl w:val="0"/>
@@ -871,74 +720,189 @@
         </w:tabs>
         <w:rPr>
           <w:rFonts w:ascii="Times New Roman" w:hAnsi="Times New Roman" w:cs="Times New Roman"/>
-          <w:b/>
-          <w:sz w:val="22"/>
-          <w:szCs w:val="22"/>
-        </w:rPr>
-      </w:pPr>
-      <w:r>
-        <w:rPr>
-          <w:rFonts w:ascii="Times New Roman" w:hAnsi="Times New Roman" w:cs="Times New Roman"/>
-          <w:sz w:val="22"/>
-          <w:szCs w:val="22"/>
-        </w:rPr>
-        <w:t>Develop</w:t>
-      </w:r>
-      <w:r>
-        <w:rPr>
-          <w:rFonts w:ascii="Times New Roman" w:hAnsi="Times New Roman" w:cs="Times New Roman"/>
-          <w:sz w:val="22"/>
-          <w:szCs w:val="22"/>
-        </w:rPr>
-        <w:t>ed</w:t>
-      </w:r>
-      <w:r>
-        <w:rPr>
-          <w:rFonts w:ascii="Times New Roman" w:hAnsi="Times New Roman" w:cs="Times New Roman"/>
-          <w:sz w:val="22"/>
-          <w:szCs w:val="22"/>
-        </w:rPr>
-        <w:t xml:space="preserve"> a feature selection algorithm to </w:t>
-      </w:r>
-      <w:r>
-        <w:rPr>
-          <w:rFonts w:ascii="Times New Roman" w:hAnsi="Times New Roman" w:cs="Times New Roman"/>
-          <w:sz w:val="22"/>
-          <w:szCs w:val="22"/>
-        </w:rPr>
-        <w:t>discover novel subtypes in gene</w:t>
-      </w:r>
-      <w:r>
-        <w:rPr>
-          <w:rFonts w:ascii="Times New Roman" w:hAnsi="Times New Roman" w:cs="Times New Roman"/>
-          <w:sz w:val="22"/>
-          <w:szCs w:val="22"/>
-        </w:rPr>
-        <w:t xml:space="preserve">, </w:t>
-      </w:r>
-      <w:r>
-        <w:rPr>
-          <w:rFonts w:ascii="Times New Roman" w:hAnsi="Times New Roman" w:cs="Times New Roman"/>
-          <w:sz w:val="22"/>
-          <w:szCs w:val="22"/>
-        </w:rPr>
-        <w:t>protein</w:t>
-      </w:r>
-      <w:r>
-        <w:rPr>
-          <w:rFonts w:ascii="Times New Roman" w:hAnsi="Times New Roman" w:cs="Times New Roman"/>
-          <w:sz w:val="22"/>
-          <w:szCs w:val="22"/>
-        </w:rPr>
-        <w:t>, and i</w:t>
-      </w:r>
-      <w:r>
-        <w:rPr>
-          <w:rFonts w:ascii="Times New Roman" w:hAnsi="Times New Roman" w:cs="Times New Roman"/>
-          <w:sz w:val="22"/>
-          <w:szCs w:val="22"/>
-        </w:rPr>
-        <w:t>mage data</w:t>
+          <w:bCs/>
+          <w:sz w:val="22"/>
+          <w:szCs w:val="22"/>
+        </w:rPr>
+      </w:pPr>
+      <w:r>
+        <w:rPr>
+          <w:rFonts w:ascii="Times New Roman" w:hAnsi="Times New Roman" w:cs="Times New Roman"/>
+          <w:bCs/>
+          <w:sz w:val="22"/>
+          <w:szCs w:val="22"/>
+        </w:rPr>
+        <w:t>Developed Off-target Probe Tracker (OPT) to detect off-target probe binding in 10x Xenium spatial transcriptomics panels and validated findings against Visium and single-cell RNA-seq</w:t>
+      </w:r>
+    </w:p>
+    <w:p>
+      <w:pPr>
+        <w:tabs>
+          <w:tab w:val="right" w:pos="10052"/>
+        </w:tabs>
+        <w:rPr>
+          <w:rFonts w:ascii="Times New Roman" w:hAnsi="Times New Roman" w:cs="Times New Roman"/>
+          <w:b/>
+          <w:sz w:val="22"/>
+          <w:szCs w:val="22"/>
+        </w:rPr>
+      </w:pPr>
+    </w:p>
+    <w:p>
+      <w:pPr>
+        <w:tabs>
+          <w:tab w:val="right" w:pos="10800"/>
+        </w:tabs>
+        <w:rPr>
+          <w:rFonts w:ascii="Times New Roman" w:hAnsi="Times New Roman" w:cs="Times New Roman"/>
+          <w:sz w:val="22"/>
+          <w:szCs w:val="22"/>
+        </w:rPr>
+      </w:pPr>
+      <w:r>
+        <w:rPr>
+          <w:rFonts w:ascii="Times New Roman" w:hAnsi="Times New Roman" w:cs="Times New Roman"/>
+          <w:b/>
+          <w:sz w:val="22"/>
+          <w:szCs w:val="22"/>
+        </w:rPr>
+        <w:t>Research Assistant</w:t>
+      </w:r>
+      <w:r>
+        <w:rPr>
+          <w:rFonts w:ascii="Times New Roman" w:hAnsi="Times New Roman" w:cs="Times New Roman"/>
+          <w:sz w:val="22"/>
+          <w:szCs w:val="22"/>
+        </w:rPr>
+        <w:t xml:space="preserve"> </w:t>
+      </w:r>
+      <w:r>
+        <w:rPr>
+          <w:rFonts w:ascii="Times New Roman" w:hAnsi="Times New Roman" w:cs="Times New Roman"/>
+          <w:b/>
+          <w:bCs/>
+          <w:sz w:val="22"/>
+          <w:szCs w:val="22"/>
+        </w:rPr>
+        <w:t>II</w:t>
+      </w:r>
+      <w:r>
+        <w:rPr>
+          <w:rFonts w:ascii="Times New Roman" w:hAnsi="Times New Roman" w:cs="Times New Roman"/>
+          <w:sz w:val="22"/>
+          <w:szCs w:val="22"/>
+        </w:rPr>
+        <w:tab/>
+      </w:r>
+      <w:r>
+        <w:rPr>
+          <w:rFonts w:ascii="Times New Roman" w:hAnsi="Times New Roman" w:cs="Times New Roman"/>
+          <w:i/>
+          <w:sz w:val="22"/>
+          <w:szCs w:val="22"/>
+        </w:rPr>
+        <w:t>September 2021</w:t>
+      </w:r>
+      <w:r>
+        <w:rPr>
+          <w:rFonts w:ascii="Times New Roman" w:hAnsi="Times New Roman" w:cs="Times New Roman"/>
+          <w:i/>
+          <w:sz w:val="22"/>
+          <w:szCs w:val="22"/>
+        </w:rPr>
+        <w:t xml:space="preserve"> </w:t>
+      </w:r>
+      <w:r>
+        <w:rPr>
+          <w:rFonts w:ascii="Times New Roman" w:hAnsi="Times New Roman" w:cs="Times New Roman"/>
+          <w:i/>
+          <w:sz w:val="22"/>
+          <w:szCs w:val="22"/>
+        </w:rPr>
+        <w:t>–</w:t>
+      </w:r>
+      <w:r>
+        <w:rPr>
+          <w:rFonts w:ascii="Times New Roman" w:hAnsi="Times New Roman" w:cs="Times New Roman"/>
+          <w:i/>
+          <w:sz w:val="22"/>
+          <w:szCs w:val="22"/>
+        </w:rPr>
+        <w:t xml:space="preserve"> </w:t>
+      </w:r>
+      <w:r>
+        <w:rPr>
+          <w:rFonts w:ascii="Times New Roman" w:hAnsi="Times New Roman" w:cs="Times New Roman"/>
+          <w:i/>
+          <w:sz w:val="22"/>
+          <w:szCs w:val="22"/>
+        </w:rPr>
+        <w:t>June 2023</w:t>
+      </w:r>
+    </w:p>
+    <w:p>
+      <w:pPr>
+        <w:tabs>
+          <w:tab w:val="right" w:pos="10052"/>
+        </w:tabs>
+        <w:rPr>
+          <w:rFonts w:ascii="Times New Roman" w:hAnsi="Times New Roman" w:cs="Times New Roman"/>
+          <w:i/>
+          <w:iCs/>
+          <w:sz w:val="22"/>
+          <w:szCs w:val="22"/>
+        </w:rPr>
+      </w:pPr>
+      <w:r>
+        <w:rPr>
+          <w:rFonts w:ascii="Times New Roman" w:hAnsi="Times New Roman" w:cs="Times New Roman"/>
+          <w:i/>
+          <w:iCs/>
+          <w:sz w:val="22"/>
+          <w:szCs w:val="22"/>
+        </w:rPr>
+        <w:t>Boston Children’s Hospital &amp; Harvard Medical School</w:t>
+      </w:r>
+    </w:p>
+    <w:p>
+      <w:pPr>
+        <w:tabs>
+          <w:tab w:val="right" w:pos="10052"/>
+        </w:tabs>
+        <w:rPr>
+          <w:rFonts w:ascii="Times New Roman" w:hAnsi="Times New Roman" w:cs="Times New Roman"/>
+          <w:i/>
+          <w:sz w:val="22"/>
+          <w:szCs w:val="22"/>
+        </w:rPr>
+      </w:pPr>
+      <w:r>
+        <w:rPr>
+          <w:rFonts w:ascii="Times New Roman" w:hAnsi="Times New Roman" w:cs="Times New Roman"/>
+          <w:i/>
+          <w:iCs/>
+          <w:sz w:val="22"/>
+          <w:szCs w:val="22"/>
+        </w:rPr>
+        <w:t>Advisor: Kwonmoo Lee, PhD</w:t>
+      </w:r>
+      <w:r>
+        <w:rPr>
+          <w:rFonts w:ascii="Times New Roman" w:hAnsi="Times New Roman" w:cs="Times New Roman"/>
+          <w:i/>
+          <w:sz w:val="22"/>
+          <w:szCs w:val="22"/>
+        </w:rPr>
+        <w:t xml:space="preserve"> </w:t>
+      </w:r>
+      <w:r>
+        <w:rPr>
+          <w:rFonts w:ascii="Times New Roman" w:hAnsi="Times New Roman" w:cs="Times New Roman"/>
+          <w:i/>
+          <w:sz w:val="22"/>
+          <w:szCs w:val="22"/>
+        </w:rPr>
+        <w:tab/>
       </w:r>
     </w:p>
     <w:p>
@@ -964,23 +928,63 @@
           <w:sz w:val="22"/>
           <w:szCs w:val="22"/>
         </w:rPr>
-        <w:t>Investigate</w:t>
-      </w:r>
-      <w:r>
-        <w:rPr>
-          <w:rFonts w:ascii="Times New Roman" w:hAnsi="Times New Roman" w:cs="Times New Roman"/>
-          <w:sz w:val="22"/>
-          <w:szCs w:val="22"/>
-        </w:rPr>
-        <w:t>d</w:t>
-      </w:r>
-      <w:r>
-        <w:rPr>
-          <w:rFonts w:ascii="Times New Roman" w:hAnsi="Times New Roman" w:cs="Times New Roman"/>
-          <w:sz w:val="22"/>
-          <w:szCs w:val="22"/>
-        </w:rPr>
-        <w:t xml:space="preserve"> live cell images from breast cancer stem cells using machine learning and image analysis techniques</w:t>
+        <w:t>Develop</w:t>
+      </w:r>
+      <w:r>
+        <w:rPr>
+          <w:rFonts w:ascii="Times New Roman" w:hAnsi="Times New Roman" w:cs="Times New Roman"/>
+          <w:sz w:val="22"/>
+          <w:szCs w:val="22"/>
+        </w:rPr>
+        <w:t>ed</w:t>
+      </w:r>
+      <w:r>
+        <w:rPr>
+          <w:rFonts w:ascii="Times New Roman" w:hAnsi="Times New Roman" w:cs="Times New Roman"/>
+          <w:sz w:val="22"/>
+          <w:szCs w:val="22"/>
+        </w:rPr>
+        <w:t xml:space="preserve"> a feature selection algorithm to </w:t>
+      </w:r>
+      <w:r>
+        <w:rPr>
+          <w:rFonts w:ascii="Times New Roman" w:hAnsi="Times New Roman" w:cs="Times New Roman"/>
+          <w:sz w:val="22"/>
+          <w:szCs w:val="22"/>
+        </w:rPr>
+        <w:t>discover novel subtypes in gene</w:t>
+      </w:r>
+      <w:r>
+        <w:rPr>
+          <w:rFonts w:ascii="Times New Roman" w:hAnsi="Times New Roman" w:cs="Times New Roman"/>
+          <w:sz w:val="22"/>
+          <w:szCs w:val="22"/>
+        </w:rPr>
+        <w:t xml:space="preserve">, </w:t>
+      </w:r>
+      <w:r>
+        <w:rPr>
+          <w:rFonts w:ascii="Times New Roman" w:hAnsi="Times New Roman" w:cs="Times New Roman"/>
+          <w:sz w:val="22"/>
+          <w:szCs w:val="22"/>
+        </w:rPr>
+        <w:t>protein</w:t>
+      </w:r>
+      <w:r>
+        <w:rPr>
+          <w:rFonts w:ascii="Times New Roman" w:hAnsi="Times New Roman" w:cs="Times New Roman"/>
+          <w:sz w:val="22"/>
+          <w:szCs w:val="22"/>
+        </w:rPr>
+        <w:t>, and i</w:t>
+      </w:r>
+      <w:r>
+        <w:rPr>
+          <w:rFonts w:ascii="Times New Roman" w:hAnsi="Times New Roman" w:cs="Times New Roman"/>
+          <w:sz w:val="22"/>
+          <w:szCs w:val="22"/>
+        </w:rPr>
+        <w:t>mage data</w:t>
       </w:r>
     </w:p>
     <w:p>
@@ -1006,23 +1010,23 @@
           <w:sz w:val="22"/>
           <w:szCs w:val="22"/>
         </w:rPr>
-        <w:t>Employ</w:t>
-      </w:r>
-      <w:r>
-        <w:rPr>
-          <w:rFonts w:ascii="Times New Roman" w:hAnsi="Times New Roman" w:cs="Times New Roman"/>
-          <w:sz w:val="22"/>
-          <w:szCs w:val="22"/>
-        </w:rPr>
-        <w:t>ed</w:t>
-      </w:r>
-      <w:r>
-        <w:rPr>
-          <w:rFonts w:ascii="Times New Roman" w:hAnsi="Times New Roman" w:cs="Times New Roman"/>
-          <w:sz w:val="22"/>
-          <w:szCs w:val="22"/>
-        </w:rPr>
-        <w:t xml:space="preserve"> deep-learning algorithms for cell segmentation and feature extraction</w:t>
+        <w:t>Investigate</w:t>
+      </w:r>
+      <w:r>
+        <w:rPr>
+          <w:rFonts w:ascii="Times New Roman" w:hAnsi="Times New Roman" w:cs="Times New Roman"/>
+          <w:sz w:val="22"/>
+          <w:szCs w:val="22"/>
+        </w:rPr>
+        <w:t>d</w:t>
+      </w:r>
+      <w:r>
+        <w:rPr>
+          <w:rFonts w:ascii="Times New Roman" w:hAnsi="Times New Roman" w:cs="Times New Roman"/>
+          <w:sz w:val="22"/>
+          <w:szCs w:val="22"/>
+        </w:rPr>
+        <w:t xml:space="preserve"> live cell images from breast cancer stem cells using machine learning and image analysis techniques</w:t>
       </w:r>
     </w:p>
     <w:p>
@@ -1048,6 +1052,48 @@
           <w:sz w:val="22"/>
           <w:szCs w:val="22"/>
         </w:rPr>
+        <w:t>Employ</w:t>
+      </w:r>
+      <w:r>
+        <w:rPr>
+          <w:rFonts w:ascii="Times New Roman" w:hAnsi="Times New Roman" w:cs="Times New Roman"/>
+          <w:sz w:val="22"/>
+          <w:szCs w:val="22"/>
+        </w:rPr>
+        <w:t>ed</w:t>
+      </w:r>
+      <w:r>
+        <w:rPr>
+          <w:rFonts w:ascii="Times New Roman" w:hAnsi="Times New Roman" w:cs="Times New Roman"/>
+          <w:sz w:val="22"/>
+          <w:szCs w:val="22"/>
+        </w:rPr>
+        <w:t xml:space="preserve"> deep-learning algorithms for cell segmentation and feature extraction</w:t>
+      </w:r>
+    </w:p>
+    <w:p>
+      <w:pPr>
+        <w:pStyle w:val="ListParagraph"/>
+        <w:numPr>
+          <w:ilvl w:val="0"/>
+          <w:numId w:val="10"/>
+        </w:numPr>
+        <w:tabs>
+          <w:tab w:val="right" w:pos="10052"/>
+        </w:tabs>
+        <w:rPr>
+          <w:rFonts w:ascii="Times New Roman" w:hAnsi="Times New Roman" w:cs="Times New Roman"/>
+          <w:b/>
+          <w:sz w:val="22"/>
+          <w:szCs w:val="22"/>
+        </w:rPr>
+      </w:pPr>
+      <w:r>
+        <w:rPr>
+          <w:rFonts w:ascii="Times New Roman" w:hAnsi="Times New Roman" w:cs="Times New Roman"/>
+          <w:sz w:val="22"/>
+          <w:szCs w:val="22"/>
+        </w:rPr>
         <w:t>Manage</w:t>
       </w:r>
       <w:r>
@@ -1495,15 +1541,7 @@
           <w:sz w:val="22"/>
           <w:szCs w:val="22"/>
         </w:rPr>
-        <w:t xml:space="preserve">, </w:t>
-      </w:r>
-      <w:r>
-        <w:rPr>
-          <w:rFonts w:ascii="Times New Roman" w:hAnsi="Times New Roman" w:cs="Times New Roman"/>
-          <w:sz w:val="22"/>
-          <w:szCs w:val="22"/>
-        </w:rPr>
-        <w:t>Deep Learning for Spatial Transcriptomics</w:t>
+        <w:t>, Neural Networks from Scratch</w:t>
       </w:r>
       <w:r>
         <w:rPr>
@@ -1521,44 +1559,16 @@
           <w:sz w:val="22"/>
           <w:szCs w:val="22"/>
         </w:rPr>
-        <w:t>August</w:t>
-      </w:r>
-      <w:r>
-        <w:rPr>
-          <w:rFonts w:ascii="Times New Roman" w:hAnsi="Times New Roman" w:cs="Times New Roman"/>
-          <w:i/>
-          <w:iCs/>
-          <w:sz w:val="22"/>
-          <w:szCs w:val="22"/>
-        </w:rPr>
-        <w:t xml:space="preserve"> 2025 </w:t>
-      </w:r>
-      <w:r>
-        <w:rPr>
-          <w:rFonts w:ascii="Times New Roman" w:hAnsi="Times New Roman" w:cs="Times New Roman"/>
-          <w:i/>
-          <w:sz w:val="22"/>
-          <w:szCs w:val="22"/>
-        </w:rPr>
-        <w:t xml:space="preserve">– </w:t>
-      </w:r>
-      <w:r>
-        <w:rPr>
-          <w:rFonts w:ascii="Times New Roman" w:hAnsi="Times New Roman" w:cs="Times New Roman"/>
-          <w:i/>
-          <w:sz w:val="22"/>
-          <w:szCs w:val="22"/>
-        </w:rPr>
-        <w:t>November</w:t>
-      </w:r>
-      <w:r>
-        <w:rPr>
-          <w:rFonts w:ascii="Times New Roman" w:hAnsi="Times New Roman" w:cs="Times New Roman"/>
-          <w:i/>
-          <w:sz w:val="22"/>
-          <w:szCs w:val="22"/>
-        </w:rPr>
-        <w:t xml:space="preserve"> 2025</w:t>
+        <w:t xml:space="preserve">January 2026 </w:t>
+      </w:r>
+      <w:r>
+        <w:rPr>
+          <w:rFonts w:ascii="Times New Roman" w:hAnsi="Times New Roman" w:cs="Times New Roman"/>
+          <w:i/>
+          <w:sz w:val="22"/>
+          <w:szCs w:val="22"/>
+        </w:rPr>
+        <w:t>– January 2026</w:t>
       </w:r>
     </w:p>
     <w:p>
@@ -1608,19 +1618,19 @@
         </w:tabs>
         <w:rPr>
           <w:rFonts w:ascii="Times New Roman" w:hAnsi="Times New Roman" w:cs="Times New Roman"/>
-          <w:bCs/>
-          <w:sz w:val="22"/>
-          <w:szCs w:val="22"/>
-        </w:rPr>
-      </w:pPr>
-      <w:r>
-        <w:rPr>
-          <w:rFonts w:ascii="Times New Roman" w:hAnsi="Times New Roman" w:cs="Times New Roman"/>
-          <w:bCs/>
-          <w:sz w:val="22"/>
-          <w:szCs w:val="22"/>
-        </w:rPr>
-        <w:t>Designed and taught an original course on deep learning for spatial transcriptomics, blending conceptual lectures with hands-on coding tutorials in PyTorch to support student learning</w:t>
+          <w:b/>
+          <w:sz w:val="22"/>
+          <w:szCs w:val="22"/>
+        </w:rPr>
+      </w:pPr>
+      <w:r>
+        <w:rPr>
+          <w:rFonts w:ascii="Times New Roman" w:hAnsi="Times New Roman" w:cs="Times New Roman"/>
+          <w:bCs/>
+          <w:sz w:val="22"/>
+          <w:szCs w:val="22"/>
+        </w:rPr>
+        <w:t>Designed and taught a hands-on course on building neural networks from scratch, covering core theory and implementations, including CNNs and Transformers in PyTorch.</w:t>
       </w:r>
     </w:p>
     <w:p>
@@ -1657,32 +1667,15 @@
           <w:sz w:val="22"/>
           <w:szCs w:val="22"/>
         </w:rPr>
-        <w:t>Teaching</w:t>
-      </w:r>
-      <w:r>
-        <w:rPr>
-          <w:rFonts w:ascii="Times New Roman" w:hAnsi="Times New Roman" w:cs="Times New Roman"/>
-          <w:b/>
-          <w:sz w:val="22"/>
-          <w:szCs w:val="22"/>
-        </w:rPr>
-        <w:t xml:space="preserve"> Assistant</w:t>
-      </w:r>
-      <w:r>
-        <w:rPr>
-          <w:rFonts w:ascii="Times New Roman" w:hAnsi="Times New Roman" w:cs="Times New Roman"/>
-          <w:sz w:val="22"/>
-          <w:szCs w:val="22"/>
-        </w:rPr>
-        <w:t xml:space="preserve">, </w:t>
-      </w:r>
-      <w:r>
-        <w:rPr>
-          <w:rFonts w:ascii="Times New Roman" w:hAnsi="Times New Roman" w:cs="Times New Roman"/>
-          <w:sz w:val="22"/>
-          <w:szCs w:val="22"/>
-        </w:rPr>
-        <w:t>Genomic Data Visualization</w:t>
+        <w:t>Course Instructor</w:t>
+      </w:r>
+      <w:r>
+        <w:rPr>
+          <w:rFonts w:ascii="Times New Roman" w:hAnsi="Times New Roman" w:cs="Times New Roman"/>
+          <w:sz w:val="22"/>
+          <w:szCs w:val="22"/>
+        </w:rPr>
+        <w:t>, Deep Learning for Spatial Transcriptomics</w:t>
       </w:r>
       <w:r>
         <w:rPr>
@@ -1700,73 +1693,16 @@
           <w:sz w:val="22"/>
           <w:szCs w:val="22"/>
         </w:rPr>
-        <w:t>J</w:t>
-      </w:r>
-      <w:r>
-        <w:rPr>
-          <w:rFonts w:ascii="Times New Roman" w:hAnsi="Times New Roman" w:cs="Times New Roman"/>
-          <w:i/>
-          <w:iCs/>
-          <w:sz w:val="22"/>
-          <w:szCs w:val="22"/>
-        </w:rPr>
-        <w:t>anuary 202</w:t>
-      </w:r>
-      <w:r>
-        <w:rPr>
-          <w:rFonts w:ascii="Times New Roman" w:hAnsi="Times New Roman" w:cs="Times New Roman"/>
-          <w:i/>
-          <w:iCs/>
-          <w:sz w:val="22"/>
-          <w:szCs w:val="22"/>
-        </w:rPr>
-        <w:t>5</w:t>
-      </w:r>
-      <w:r>
-        <w:rPr>
-          <w:rFonts w:ascii="Times New Roman" w:hAnsi="Times New Roman" w:cs="Times New Roman"/>
-          <w:i/>
-          <w:iCs/>
-          <w:sz w:val="22"/>
-          <w:szCs w:val="22"/>
-        </w:rPr>
-        <w:t xml:space="preserve"> </w:t>
-      </w:r>
-      <w:r>
-        <w:rPr>
-          <w:rFonts w:ascii="Times New Roman" w:hAnsi="Times New Roman" w:cs="Times New Roman"/>
-          <w:i/>
-          <w:sz w:val="22"/>
-          <w:szCs w:val="22"/>
-        </w:rPr>
-        <w:t>– Ma</w:t>
-      </w:r>
-      <w:r>
-        <w:rPr>
-          <w:rFonts w:ascii="Times New Roman" w:hAnsi="Times New Roman" w:cs="Times New Roman"/>
-          <w:i/>
-          <w:sz w:val="22"/>
-          <w:szCs w:val="22"/>
-        </w:rPr>
-        <w:t>rch</w:t>
-      </w:r>
-      <w:r>
-        <w:rPr>
-          <w:rFonts w:ascii="Times New Roman" w:hAnsi="Times New Roman" w:cs="Times New Roman"/>
-          <w:i/>
-          <w:sz w:val="22"/>
-          <w:szCs w:val="22"/>
-        </w:rPr>
-        <w:t xml:space="preserve"> 202</w:t>
-      </w:r>
-      <w:r>
-        <w:rPr>
-          <w:rFonts w:ascii="Times New Roman" w:hAnsi="Times New Roman" w:cs="Times New Roman"/>
-          <w:i/>
-          <w:sz w:val="22"/>
-          <w:szCs w:val="22"/>
-        </w:rPr>
-        <w:t>5</w:t>
+        <w:t xml:space="preserve">August 2025 </w:t>
+      </w:r>
+      <w:r>
+        <w:rPr>
+          <w:rFonts w:ascii="Times New Roman" w:hAnsi="Times New Roman" w:cs="Times New Roman"/>
+          <w:i/>
+          <w:sz w:val="22"/>
+          <w:szCs w:val="22"/>
+        </w:rPr>
+        <w:t>– November 2025</w:t>
       </w:r>
     </w:p>
     <w:p>
@@ -1790,27 +1726,7 @@
           <w:sz w:val="22"/>
           <w:szCs w:val="22"/>
         </w:rPr>
-        <w:t>Biomedical Engineering</w:t>
-      </w:r>
-      <w:r>
-        <w:rPr>
-          <w:rFonts w:ascii="Times New Roman" w:hAnsi="Times New Roman" w:cs="Times New Roman"/>
-          <w:i/>
-          <w:iCs/>
-          <w:sz w:val="22"/>
-          <w:szCs w:val="22"/>
-        </w:rPr>
-        <w:t xml:space="preserve"> Department, Johns Hopkins</w:t>
-      </w:r>
-      <w:r>
-        <w:rPr>
-          <w:rFonts w:ascii="Times New Roman" w:hAnsi="Times New Roman" w:cs="Times New Roman"/>
-          <w:i/>
-          <w:iCs/>
-          <w:sz w:val="22"/>
-          <w:szCs w:val="22"/>
-        </w:rPr>
-        <w:t xml:space="preserve"> University</w:t>
+        <w:t>Biomedical Engineering Department, Johns Hopkins University</w:t>
       </w:r>
       <w:r>
         <w:rPr>
@@ -1836,37 +1752,219 @@
         </w:tabs>
         <w:rPr>
           <w:rFonts w:ascii="Times New Roman" w:hAnsi="Times New Roman" w:cs="Times New Roman"/>
-          <w:b/>
-          <w:sz w:val="22"/>
-          <w:szCs w:val="22"/>
-        </w:rPr>
-      </w:pPr>
-      <w:r>
-        <w:rPr>
-          <w:rFonts w:ascii="Times New Roman" w:hAnsi="Times New Roman" w:cs="Times New Roman"/>
-          <w:bCs/>
-          <w:sz w:val="22"/>
-          <w:szCs w:val="22"/>
-        </w:rPr>
-        <w:t>Support</w:t>
-      </w:r>
-      <w:r>
-        <w:rPr>
-          <w:rFonts w:ascii="Times New Roman" w:hAnsi="Times New Roman" w:cs="Times New Roman"/>
-          <w:bCs/>
-          <w:sz w:val="22"/>
-          <w:szCs w:val="22"/>
-        </w:rPr>
-        <w:t>ed</w:t>
-      </w:r>
-      <w:r>
-        <w:rPr>
-          <w:rFonts w:ascii="Times New Roman" w:hAnsi="Times New Roman" w:cs="Times New Roman"/>
-          <w:bCs/>
-          <w:sz w:val="22"/>
-          <w:szCs w:val="22"/>
-        </w:rPr>
-        <w:t xml:space="preserve"> student learning by attending classes, answering questions, and providing individualized guidance during office hours</w:t>
+          <w:bCs/>
+          <w:sz w:val="22"/>
+          <w:szCs w:val="22"/>
+        </w:rPr>
+      </w:pPr>
+      <w:r>
+        <w:rPr>
+          <w:rFonts w:ascii="Times New Roman" w:hAnsi="Times New Roman" w:cs="Times New Roman"/>
+          <w:bCs/>
+          <w:sz w:val="22"/>
+          <w:szCs w:val="22"/>
+        </w:rPr>
+        <w:t>Designed and taught an original course on deep learning for spatial transcriptomics, blending conceptual lectures with hands-on coding tutorials in PyTorch to support student learning</w:t>
+      </w:r>
+    </w:p>
+    <w:p>
+      <w:pPr>
+        <w:tabs>
+          <w:tab w:val="right" w:pos="10052"/>
+          <w:tab w:val="right" w:pos="10800"/>
+        </w:tabs>
+        <w:rPr>
+          <w:rFonts w:ascii="Times New Roman" w:hAnsi="Times New Roman" w:cs="Times New Roman"/>
+          <w:b/>
+          <w:sz w:val="22"/>
+          <w:szCs w:val="22"/>
+        </w:rPr>
+      </w:pPr>
+    </w:p>
+    <w:p>
+      <w:pPr>
+        <w:tabs>
+          <w:tab w:val="right" w:pos="10800"/>
+        </w:tabs>
+        <w:rPr>
+          <w:rFonts w:ascii="Times New Roman" w:hAnsi="Times New Roman" w:cs="Times New Roman"/>
+          <w:b/>
+          <w:bCs/>
+          <w:sz w:val="22"/>
+          <w:szCs w:val="22"/>
+        </w:rPr>
+      </w:pPr>
+      <w:r>
+        <w:rPr>
+          <w:rFonts w:ascii="Times New Roman" w:hAnsi="Times New Roman" w:cs="Times New Roman"/>
+          <w:b/>
+          <w:sz w:val="22"/>
+          <w:szCs w:val="22"/>
+        </w:rPr>
+        <w:t>Teaching</w:t>
+      </w:r>
+      <w:r>
+        <w:rPr>
+          <w:rFonts w:ascii="Times New Roman" w:hAnsi="Times New Roman" w:cs="Times New Roman"/>
+          <w:b/>
+          <w:sz w:val="22"/>
+          <w:szCs w:val="22"/>
+        </w:rPr>
+        <w:t xml:space="preserve"> Assistant</w:t>
+      </w:r>
+      <w:r>
+        <w:rPr>
+          <w:rFonts w:ascii="Times New Roman" w:hAnsi="Times New Roman" w:cs="Times New Roman"/>
+          <w:sz w:val="22"/>
+          <w:szCs w:val="22"/>
+        </w:rPr>
+        <w:t xml:space="preserve">, </w:t>
+      </w:r>
+      <w:r>
+        <w:rPr>
+          <w:rFonts w:ascii="Times New Roman" w:hAnsi="Times New Roman" w:cs="Times New Roman"/>
+          <w:sz w:val="22"/>
+          <w:szCs w:val="22"/>
+        </w:rPr>
+        <w:t>Genomic Data Visualization</w:t>
+      </w:r>
+      <w:r>
+        <w:rPr>
+          <w:rFonts w:ascii="Times New Roman" w:hAnsi="Times New Roman" w:cs="Times New Roman"/>
+          <w:sz w:val="22"/>
+          <w:szCs w:val="22"/>
+        </w:rPr>
+        <w:tab/>
+      </w:r>
+      <w:r>
+        <w:rPr>
+          <w:rFonts w:ascii="Times New Roman" w:hAnsi="Times New Roman" w:cs="Times New Roman"/>
+          <w:i/>
+          <w:iCs/>
+          <w:sz w:val="22"/>
+          <w:szCs w:val="22"/>
+        </w:rPr>
+        <w:t>J</w:t>
+      </w:r>
+      <w:r>
+        <w:rPr>
+          <w:rFonts w:ascii="Times New Roman" w:hAnsi="Times New Roman" w:cs="Times New Roman"/>
+          <w:i/>
+          <w:iCs/>
+          <w:sz w:val="22"/>
+          <w:szCs w:val="22"/>
+        </w:rPr>
+        <w:t>anuary 202</w:t>
+      </w:r>
+      <w:r>
+        <w:rPr>
+          <w:rFonts w:ascii="Times New Roman" w:hAnsi="Times New Roman" w:cs="Times New Roman"/>
+          <w:i/>
+          <w:iCs/>
+          <w:sz w:val="22"/>
+          <w:szCs w:val="22"/>
+        </w:rPr>
+        <w:t>5</w:t>
+      </w:r>
+      <w:r>
+        <w:rPr>
+          <w:rFonts w:ascii="Times New Roman" w:hAnsi="Times New Roman" w:cs="Times New Roman"/>
+          <w:i/>
+          <w:iCs/>
+          <w:sz w:val="22"/>
+          <w:szCs w:val="22"/>
+        </w:rPr>
+        <w:t xml:space="preserve"> </w:t>
+      </w:r>
+      <w:r>
+        <w:rPr>
+          <w:rFonts w:ascii="Times New Roman" w:hAnsi="Times New Roman" w:cs="Times New Roman"/>
+          <w:i/>
+          <w:sz w:val="22"/>
+          <w:szCs w:val="22"/>
+        </w:rPr>
+        <w:t>– Ma</w:t>
+      </w:r>
+      <w:r>
+        <w:rPr>
+          <w:rFonts w:ascii="Times New Roman" w:hAnsi="Times New Roman" w:cs="Times New Roman"/>
+          <w:i/>
+          <w:sz w:val="22"/>
+          <w:szCs w:val="22"/>
+        </w:rPr>
+        <w:t>rch</w:t>
+      </w:r>
+      <w:r>
+        <w:rPr>
+          <w:rFonts w:ascii="Times New Roman" w:hAnsi="Times New Roman" w:cs="Times New Roman"/>
+          <w:i/>
+          <w:sz w:val="22"/>
+          <w:szCs w:val="22"/>
+        </w:rPr>
+        <w:t xml:space="preserve"> 202</w:t>
+      </w:r>
+      <w:r>
+        <w:rPr>
+          <w:rFonts w:ascii="Times New Roman" w:hAnsi="Times New Roman" w:cs="Times New Roman"/>
+          <w:i/>
+          <w:sz w:val="22"/>
+          <w:szCs w:val="22"/>
+        </w:rPr>
+        <w:t>5</w:t>
+      </w:r>
+    </w:p>
+    <w:p>
+      <w:pPr>
+        <w:tabs>
+          <w:tab w:val="right" w:pos="10052"/>
+        </w:tabs>
+        <w:rPr>
+          <w:rFonts w:ascii="Times New Roman" w:hAnsi="Times New Roman" w:cs="Times New Roman"/>
+          <w:i/>
+          <w:iCs/>
+          <w:sz w:val="22"/>
+          <w:szCs w:val="22"/>
+        </w:rPr>
+      </w:pPr>
+      <w:r>
+        <w:rPr>
+          <w:rFonts w:ascii="Times New Roman" w:hAnsi="Times New Roman" w:cs="Times New Roman"/>
+          <w:i/>
+          <w:iCs/>
+          <w:sz w:val="22"/>
+          <w:szCs w:val="22"/>
+        </w:rPr>
+        <w:t>Biomedical Engineering</w:t>
+      </w:r>
+      <w:r>
+        <w:rPr>
+          <w:rFonts w:ascii="Times New Roman" w:hAnsi="Times New Roman" w:cs="Times New Roman"/>
+          <w:i/>
+          <w:iCs/>
+          <w:sz w:val="22"/>
+          <w:szCs w:val="22"/>
+        </w:rPr>
+        <w:t xml:space="preserve"> Department, Johns Hopkins</w:t>
+      </w:r>
+      <w:r>
+        <w:rPr>
+          <w:rFonts w:ascii="Times New Roman" w:hAnsi="Times New Roman" w:cs="Times New Roman"/>
+          <w:i/>
+          <w:iCs/>
+          <w:sz w:val="22"/>
+          <w:szCs w:val="22"/>
+        </w:rPr>
+        <w:t xml:space="preserve"> University</w:t>
+      </w:r>
+      <w:r>
+        <w:rPr>
+          <w:rFonts w:ascii="Times New Roman" w:hAnsi="Times New Roman" w:cs="Times New Roman"/>
+          <w:b/>
+          <w:bCs/>
+          <w:sz w:val="22"/>
+          <w:szCs w:val="22"/>
+        </w:rPr>
+        <w:tab/>
       </w:r>
     </w:p>
     <w:p>
@@ -1882,18 +1980,65 @@
         </w:tabs>
         <w:rPr>
           <w:rFonts w:ascii="Times New Roman" w:hAnsi="Times New Roman" w:cs="Times New Roman"/>
-          <w:bCs/>
-          <w:sz w:val="22"/>
-          <w:szCs w:val="22"/>
-        </w:rPr>
-      </w:pPr>
-      <w:r>
-        <w:rPr>
-          <w:rFonts w:ascii="Times New Roman" w:hAnsi="Times New Roman" w:cs="Times New Roman"/>
-          <w:bCs/>
-          <w:sz w:val="22"/>
-          <w:szCs w:val="22"/>
-        </w:rPr>
+          <w:b/>
+          <w:sz w:val="22"/>
+          <w:szCs w:val="22"/>
+        </w:rPr>
+      </w:pPr>
+      <w:r>
+        <w:rPr>
+          <w:rFonts w:ascii="Times New Roman" w:hAnsi="Times New Roman" w:cs="Times New Roman"/>
+          <w:bCs/>
+          <w:sz w:val="22"/>
+          <w:szCs w:val="22"/>
+        </w:rPr>
+        <w:t>Support</w:t>
+      </w:r>
+      <w:r>
+        <w:rPr>
+          <w:rFonts w:ascii="Times New Roman" w:hAnsi="Times New Roman" w:cs="Times New Roman"/>
+          <w:bCs/>
+          <w:sz w:val="22"/>
+          <w:szCs w:val="22"/>
+        </w:rPr>
+        <w:t>ed</w:t>
+      </w:r>
+      <w:r>
+        <w:rPr>
+          <w:rFonts w:ascii="Times New Roman" w:hAnsi="Times New Roman" w:cs="Times New Roman"/>
+          <w:bCs/>
+          <w:sz w:val="22"/>
+          <w:szCs w:val="22"/>
+        </w:rPr>
+        <w:t xml:space="preserve"> student learning by attending classes, answering questions, and providing individualized guidance during office hours</w:t>
+      </w:r>
+    </w:p>
+    <w:p>
+      <w:pPr>
+        <w:pStyle w:val="ListParagraph"/>
+        <w:numPr>
+          <w:ilvl w:val="0"/>
+          <w:numId w:val="13"/>
+        </w:numPr>
+        <w:tabs>
+          <w:tab w:val="right" w:pos="10052"/>
+          <w:tab w:val="right" w:pos="10800"/>
+        </w:tabs>
+        <w:rPr>
+          <w:rFonts w:ascii="Times New Roman" w:hAnsi="Times New Roman" w:cs="Times New Roman"/>
+          <w:bCs/>
+          <w:sz w:val="22"/>
+          <w:szCs w:val="22"/>
+        </w:rPr>
+      </w:pPr>
+      <w:r>
+        <w:rPr>
+          <w:rFonts w:ascii="Times New Roman" w:hAnsi="Times New Roman" w:cs="Times New Roman"/>
+          <w:bCs/>
+          <w:sz w:val="22"/>
+          <w:szCs w:val="22"/>
+        </w:rPr>
+        <w:lastRenderedPageBreak/>
         <w:t>Evaluate</w:t>
       </w:r>
       <w:r>
@@ -2192,7 +2337,6 @@
           <w:sz w:val="22"/>
           <w:szCs w:val="22"/>
         </w:rPr>
-        <w:lastRenderedPageBreak/>
         <w:t>Teaching</w:t>
       </w:r>
       <w:r>
@@ -3091,7 +3235,179 @@
           <w:sz w:val="22"/>
           <w:szCs w:val="22"/>
         </w:rPr>
-        <w:t>eLife</w:t>
+        <w:t>eLife, 2025.</w:t>
+      </w:r>
+    </w:p>
+    <w:p>
+      <w:pPr>
+        <w:rPr>
+          <w:rFonts w:ascii="Times New Roman" w:hAnsi="Times New Roman" w:cs="Times New Roman"/>
+          <w:bCs/>
+          <w:sz w:val="22"/>
+          <w:szCs w:val="22"/>
+        </w:rPr>
+      </w:pPr>
+      <w:r>
+        <w:rPr>
+          <w:rFonts w:ascii="Times New Roman" w:hAnsi="Times New Roman" w:cs="Times New Roman"/>
+          <w:b/>
+          <w:sz w:val="22"/>
+          <w:szCs w:val="22"/>
+        </w:rPr>
+        <w:t>J5</w:t>
+      </w:r>
+      <w:r>
+        <w:rPr>
+          <w:rFonts w:ascii="Times New Roman" w:hAnsi="Times New Roman" w:cs="Times New Roman"/>
+          <w:b/>
+          <w:sz w:val="22"/>
+          <w:szCs w:val="22"/>
+        </w:rPr>
+        <w:t xml:space="preserve">. </w:t>
+      </w:r>
+      <w:r>
+        <w:rPr>
+          <w:rFonts w:ascii="Times New Roman" w:hAnsi="Times New Roman" w:cs="Times New Roman"/>
+          <w:bCs/>
+          <w:sz w:val="22"/>
+          <w:szCs w:val="22"/>
+        </w:rPr>
+        <w:t>H</w:t>
+      </w:r>
+      <w:r>
+        <w:rPr>
+          <w:rFonts w:ascii="Times New Roman" w:hAnsi="Times New Roman" w:cs="Times New Roman"/>
+          <w:bCs/>
+          <w:sz w:val="22"/>
+          <w:szCs w:val="22"/>
+        </w:rPr>
+        <w:t>.</w:t>
+      </w:r>
+      <w:r>
+        <w:rPr>
+          <w:rFonts w:ascii="Times New Roman" w:hAnsi="Times New Roman" w:cs="Times New Roman"/>
+          <w:bCs/>
+          <w:sz w:val="22"/>
+          <w:szCs w:val="22"/>
+        </w:rPr>
+        <w:t xml:space="preserve"> Zhou, P</w:t>
+      </w:r>
+      <w:r>
+        <w:rPr>
+          <w:rFonts w:ascii="Times New Roman" w:hAnsi="Times New Roman" w:cs="Times New Roman"/>
+          <w:bCs/>
+          <w:sz w:val="22"/>
+          <w:szCs w:val="22"/>
+        </w:rPr>
+        <w:t>.</w:t>
+      </w:r>
+      <w:r>
+        <w:rPr>
+          <w:rFonts w:ascii="Times New Roman" w:hAnsi="Times New Roman" w:cs="Times New Roman"/>
+          <w:bCs/>
+          <w:sz w:val="22"/>
+          <w:szCs w:val="22"/>
+        </w:rPr>
+        <w:t xml:space="preserve"> Panwar, B</w:t>
+      </w:r>
+      <w:r>
+        <w:rPr>
+          <w:rFonts w:ascii="Times New Roman" w:hAnsi="Times New Roman" w:cs="Times New Roman"/>
+          <w:bCs/>
+          <w:sz w:val="22"/>
+          <w:szCs w:val="22"/>
+        </w:rPr>
+        <w:t>.</w:t>
+      </w:r>
+      <w:r>
+        <w:rPr>
+          <w:rFonts w:ascii="Times New Roman" w:hAnsi="Times New Roman" w:cs="Times New Roman"/>
+          <w:bCs/>
+          <w:sz w:val="22"/>
+          <w:szCs w:val="22"/>
+        </w:rPr>
+        <w:t xml:space="preserve"> Guo, </w:t>
+      </w:r>
+      <w:r>
+        <w:rPr>
+          <w:rFonts w:ascii="Times New Roman" w:hAnsi="Times New Roman" w:cs="Times New Roman"/>
+          <w:b/>
+          <w:sz w:val="22"/>
+          <w:szCs w:val="22"/>
+        </w:rPr>
+        <w:t>C</w:t>
+      </w:r>
+      <w:r>
+        <w:rPr>
+          <w:rFonts w:ascii="Times New Roman" w:hAnsi="Times New Roman" w:cs="Times New Roman"/>
+          <w:b/>
+          <w:sz w:val="22"/>
+          <w:szCs w:val="22"/>
+        </w:rPr>
+        <w:t>.</w:t>
+      </w:r>
+      <w:r>
+        <w:rPr>
+          <w:rFonts w:ascii="Times New Roman" w:hAnsi="Times New Roman" w:cs="Times New Roman"/>
+          <w:b/>
+          <w:sz w:val="22"/>
+          <w:szCs w:val="22"/>
+        </w:rPr>
+        <w:t xml:space="preserve"> Hallinan</w:t>
+      </w:r>
+      <w:r>
+        <w:rPr>
+          <w:rFonts w:ascii="Times New Roman" w:hAnsi="Times New Roman" w:cs="Times New Roman"/>
+          <w:bCs/>
+          <w:sz w:val="22"/>
+          <w:szCs w:val="22"/>
+        </w:rPr>
+        <w:t>, S</w:t>
+      </w:r>
+      <w:r>
+        <w:rPr>
+          <w:rFonts w:ascii="Times New Roman" w:hAnsi="Times New Roman" w:cs="Times New Roman"/>
+          <w:bCs/>
+          <w:sz w:val="22"/>
+          <w:szCs w:val="22"/>
+        </w:rPr>
+        <w:t>.</w:t>
+      </w:r>
+      <w:r>
+        <w:rPr>
+          <w:rFonts w:ascii="Times New Roman" w:hAnsi="Times New Roman" w:cs="Times New Roman"/>
+          <w:bCs/>
+          <w:sz w:val="22"/>
+          <w:szCs w:val="22"/>
+        </w:rPr>
+        <w:t xml:space="preserve"> Ghazanfar, SC</w:t>
+      </w:r>
+      <w:r>
+        <w:rPr>
+          <w:rFonts w:ascii="Times New Roman" w:hAnsi="Times New Roman" w:cs="Times New Roman"/>
+          <w:bCs/>
+          <w:sz w:val="22"/>
+          <w:szCs w:val="22"/>
+        </w:rPr>
+        <w:t>.</w:t>
+      </w:r>
+      <w:r>
+        <w:rPr>
+          <w:rFonts w:ascii="Times New Roman" w:hAnsi="Times New Roman" w:cs="Times New Roman"/>
+          <w:bCs/>
+          <w:sz w:val="22"/>
+          <w:szCs w:val="22"/>
+        </w:rPr>
+        <w:t xml:space="preserve"> Hicks</w:t>
+      </w:r>
+      <w:r>
+        <w:rPr>
+          <w:rFonts w:ascii="Times New Roman" w:hAnsi="Times New Roman" w:cs="Times New Roman"/>
+          <w:bCs/>
+          <w:sz w:val="22"/>
+          <w:szCs w:val="22"/>
+        </w:rPr>
+        <w:t xml:space="preserve">. “Spatial mutual nearest neighbors for spatial transcriptomics data.” </w:t>
       </w:r>
       <w:r>
         <w:rPr>
@@ -3102,6 +3418,347 @@
           <w:sz w:val="22"/>
           <w:szCs w:val="22"/>
         </w:rPr>
+        <w:t>Bioinformatics, 2025.</w:t>
+      </w:r>
+    </w:p>
+    <w:p>
+      <w:pPr>
+        <w:rPr>
+          <w:rFonts w:ascii="Times New Roman" w:hAnsi="Times New Roman" w:cs="Times New Roman"/>
+          <w:bCs/>
+          <w:sz w:val="22"/>
+          <w:szCs w:val="22"/>
+        </w:rPr>
+      </w:pPr>
+      <w:r>
+        <w:rPr>
+          <w:rFonts w:ascii="Times New Roman" w:hAnsi="Times New Roman" w:cs="Times New Roman"/>
+          <w:b/>
+          <w:sz w:val="22"/>
+          <w:szCs w:val="22"/>
+        </w:rPr>
+        <w:t xml:space="preserve">J4. </w:t>
+      </w:r>
+      <w:r>
+        <w:rPr>
+          <w:rFonts w:ascii="Times New Roman" w:hAnsi="Times New Roman" w:cs="Times New Roman"/>
+          <w:b/>
+          <w:sz w:val="22"/>
+          <w:szCs w:val="22"/>
+        </w:rPr>
+        <w:t>C. Hallinan</w:t>
+      </w:r>
+      <w:r>
+        <w:rPr>
+          <w:rFonts w:ascii="Times New Roman" w:hAnsi="Times New Roman" w:cs="Times New Roman"/>
+          <w:b/>
+          <w:sz w:val="22"/>
+          <w:szCs w:val="22"/>
+        </w:rPr>
+        <w:t>*</w:t>
+      </w:r>
+      <w:r>
+        <w:rPr>
+          <w:rFonts w:ascii="Times New Roman" w:hAnsi="Times New Roman" w:cs="Times New Roman"/>
+          <w:bCs/>
+          <w:sz w:val="22"/>
+          <w:szCs w:val="22"/>
+        </w:rPr>
+        <w:t xml:space="preserve">, </w:t>
+      </w:r>
+      <w:r>
+        <w:rPr>
+          <w:rFonts w:ascii="Times New Roman" w:hAnsi="Times New Roman" w:cs="Times New Roman"/>
+          <w:bCs/>
+          <w:sz w:val="22"/>
+          <w:szCs w:val="22"/>
+        </w:rPr>
+        <w:t>A. Abul-Basher*</w:t>
+      </w:r>
+      <w:r>
+        <w:rPr>
+          <w:rFonts w:ascii="Times New Roman" w:hAnsi="Times New Roman" w:cs="Times New Roman"/>
+          <w:bCs/>
+          <w:sz w:val="22"/>
+          <w:szCs w:val="22"/>
+        </w:rPr>
+        <w:t xml:space="preserve">, </w:t>
+      </w:r>
+      <w:r>
+        <w:rPr>
+          <w:rFonts w:ascii="Times New Roman" w:hAnsi="Times New Roman" w:cs="Times New Roman"/>
+          <w:bCs/>
+          <w:sz w:val="22"/>
+          <w:szCs w:val="22"/>
+        </w:rPr>
+        <w:t xml:space="preserve">and </w:t>
+      </w:r>
+      <w:r>
+        <w:rPr>
+          <w:rFonts w:ascii="Times New Roman" w:hAnsi="Times New Roman" w:cs="Times New Roman"/>
+          <w:bCs/>
+          <w:sz w:val="22"/>
+          <w:szCs w:val="22"/>
+        </w:rPr>
+        <w:t xml:space="preserve">K. Lee. </w:t>
+      </w:r>
+      <w:r>
+        <w:rPr>
+          <w:rFonts w:ascii="Times New Roman" w:hAnsi="Times New Roman" w:cs="Times New Roman"/>
+          <w:bCs/>
+          <w:sz w:val="22"/>
+          <w:szCs w:val="22"/>
+        </w:rPr>
+        <w:t xml:space="preserve">“Heterogeneity-Preserving Feature Selection for Subtype Discovery.” </w:t>
+      </w:r>
+      <w:r>
+        <w:rPr>
+          <w:rFonts w:ascii="Times New Roman" w:hAnsi="Times New Roman" w:cs="Times New Roman"/>
+          <w:bCs/>
+          <w:i/>
+          <w:iCs/>
+          <w:sz w:val="22"/>
+          <w:szCs w:val="22"/>
+        </w:rPr>
+        <w:t>Nature Communications, 2025.</w:t>
+      </w:r>
+    </w:p>
+    <w:p>
+      <w:pPr>
+        <w:rPr>
+          <w:rFonts w:ascii="Times New Roman" w:hAnsi="Times New Roman" w:cs="Times New Roman"/>
+          <w:bCs/>
+          <w:sz w:val="22"/>
+          <w:szCs w:val="22"/>
+        </w:rPr>
+      </w:pPr>
+      <w:r>
+        <w:rPr>
+          <w:rFonts w:ascii="Times New Roman" w:hAnsi="Times New Roman" w:cs="Times New Roman"/>
+          <w:b/>
+          <w:sz w:val="22"/>
+          <w:szCs w:val="22"/>
+        </w:rPr>
+        <w:t xml:space="preserve">J3. </w:t>
+      </w:r>
+      <w:r>
+        <w:rPr>
+          <w:rFonts w:ascii="Times New Roman" w:hAnsi="Times New Roman" w:cs="Times New Roman"/>
+          <w:bCs/>
+          <w:sz w:val="22"/>
+          <w:szCs w:val="22"/>
+        </w:rPr>
+        <w:t>S</w:t>
+      </w:r>
+      <w:r>
+        <w:rPr>
+          <w:rFonts w:ascii="Times New Roman" w:hAnsi="Times New Roman" w:cs="Times New Roman"/>
+          <w:bCs/>
+          <w:sz w:val="22"/>
+          <w:szCs w:val="22"/>
+        </w:rPr>
+        <w:t xml:space="preserve">. </w:t>
+      </w:r>
+      <w:r>
+        <w:rPr>
+          <w:rFonts w:ascii="Times New Roman" w:hAnsi="Times New Roman" w:cs="Times New Roman"/>
+          <w:bCs/>
+          <w:sz w:val="22"/>
+          <w:szCs w:val="22"/>
+        </w:rPr>
+        <w:t>Busatto</w:t>
+      </w:r>
+      <w:r>
+        <w:rPr>
+          <w:rFonts w:ascii="Times New Roman" w:hAnsi="Times New Roman" w:cs="Times New Roman"/>
+          <w:bCs/>
+          <w:sz w:val="22"/>
+          <w:szCs w:val="22"/>
+        </w:rPr>
+        <w:t>,</w:t>
+      </w:r>
+      <w:r>
+        <w:rPr>
+          <w:rFonts w:ascii="Times New Roman" w:hAnsi="Times New Roman" w:cs="Times New Roman"/>
+          <w:bCs/>
+          <w:sz w:val="22"/>
+          <w:szCs w:val="22"/>
+        </w:rPr>
+        <w:t xml:space="preserve"> </w:t>
+      </w:r>
+      <w:r>
+        <w:rPr>
+          <w:rFonts w:ascii="Times New Roman" w:hAnsi="Times New Roman" w:cs="Times New Roman"/>
+          <w:bCs/>
+          <w:sz w:val="22"/>
+          <w:szCs w:val="22"/>
+        </w:rPr>
+        <w:t>T.</w:t>
+      </w:r>
+      <w:r>
+        <w:rPr>
+          <w:rFonts w:ascii="Times New Roman" w:hAnsi="Times New Roman" w:cs="Times New Roman"/>
+          <w:bCs/>
+          <w:sz w:val="22"/>
+          <w:szCs w:val="22"/>
+        </w:rPr>
+        <w:t xml:space="preserve"> Song</w:t>
+      </w:r>
+      <w:r>
+        <w:rPr>
+          <w:rFonts w:ascii="Times New Roman" w:hAnsi="Times New Roman" w:cs="Times New Roman"/>
+          <w:bCs/>
+          <w:sz w:val="22"/>
+          <w:szCs w:val="22"/>
+        </w:rPr>
+        <w:t xml:space="preserve">, HJ. </w:t>
+      </w:r>
+      <w:r>
+        <w:rPr>
+          <w:rFonts w:ascii="Times New Roman" w:hAnsi="Times New Roman" w:cs="Times New Roman"/>
+          <w:bCs/>
+          <w:sz w:val="22"/>
+          <w:szCs w:val="22"/>
+        </w:rPr>
+        <w:t>Kim</w:t>
+      </w:r>
+      <w:r>
+        <w:rPr>
+          <w:rFonts w:ascii="Times New Roman" w:hAnsi="Times New Roman" w:cs="Times New Roman"/>
+          <w:bCs/>
+          <w:sz w:val="22"/>
+          <w:szCs w:val="22"/>
+        </w:rPr>
+        <w:t>,</w:t>
+      </w:r>
+      <w:r>
+        <w:rPr>
+          <w:rFonts w:ascii="Times New Roman" w:hAnsi="Times New Roman" w:cs="Times New Roman"/>
+          <w:bCs/>
+          <w:sz w:val="22"/>
+          <w:szCs w:val="22"/>
+        </w:rPr>
+        <w:t xml:space="preserve"> </w:t>
+      </w:r>
+      <w:r>
+        <w:rPr>
+          <w:rFonts w:ascii="Times New Roman" w:hAnsi="Times New Roman" w:cs="Times New Roman"/>
+          <w:b/>
+          <w:sz w:val="22"/>
+          <w:szCs w:val="22"/>
+        </w:rPr>
+        <w:t>C. Hallinan</w:t>
+      </w:r>
+      <w:r>
+        <w:rPr>
+          <w:rFonts w:ascii="Times New Roman" w:hAnsi="Times New Roman" w:cs="Times New Roman"/>
+          <w:bCs/>
+          <w:sz w:val="22"/>
+          <w:szCs w:val="22"/>
+        </w:rPr>
+        <w:t xml:space="preserve">, </w:t>
+      </w:r>
+      <w:r>
+        <w:rPr>
+          <w:rFonts w:ascii="Times New Roman" w:hAnsi="Times New Roman" w:cs="Times New Roman"/>
+          <w:bCs/>
+          <w:sz w:val="22"/>
+          <w:szCs w:val="22"/>
+        </w:rPr>
+        <w:t>…</w:t>
+      </w:r>
+      <w:r>
+        <w:rPr>
+          <w:rFonts w:ascii="Times New Roman" w:hAnsi="Times New Roman" w:cs="Times New Roman"/>
+          <w:bCs/>
+          <w:sz w:val="22"/>
+          <w:szCs w:val="22"/>
+        </w:rPr>
+        <w:t>, K</w:t>
+      </w:r>
+      <w:r>
+        <w:rPr>
+          <w:rFonts w:ascii="Times New Roman" w:hAnsi="Times New Roman" w:cs="Times New Roman"/>
+          <w:bCs/>
+          <w:sz w:val="22"/>
+          <w:szCs w:val="22"/>
+        </w:rPr>
+        <w:t>.</w:t>
+      </w:r>
+      <w:r>
+        <w:rPr>
+          <w:rFonts w:ascii="Times New Roman" w:hAnsi="Times New Roman" w:cs="Times New Roman"/>
+          <w:bCs/>
+          <w:sz w:val="22"/>
+          <w:szCs w:val="22"/>
+        </w:rPr>
+        <w:t xml:space="preserve"> Lee</w:t>
+      </w:r>
+      <w:r>
+        <w:rPr>
+          <w:rFonts w:ascii="Times New Roman" w:hAnsi="Times New Roman" w:cs="Times New Roman"/>
+          <w:bCs/>
+          <w:sz w:val="22"/>
+          <w:szCs w:val="22"/>
+        </w:rPr>
+        <w:t>, M</w:t>
+      </w:r>
+      <w:r>
+        <w:rPr>
+          <w:rFonts w:ascii="Times New Roman" w:hAnsi="Times New Roman" w:cs="Times New Roman"/>
+          <w:bCs/>
+          <w:sz w:val="22"/>
+          <w:szCs w:val="22"/>
+        </w:rPr>
+        <w:t>. Moses</w:t>
+      </w:r>
+      <w:r>
+        <w:rPr>
+          <w:rFonts w:ascii="Times New Roman" w:hAnsi="Times New Roman" w:cs="Times New Roman"/>
+          <w:bCs/>
+          <w:sz w:val="22"/>
+          <w:szCs w:val="22"/>
+        </w:rPr>
+        <w:t>. “</w:t>
+      </w:r>
+      <w:r>
+        <w:rPr>
+          <w:rFonts w:ascii="Times New Roman" w:hAnsi="Times New Roman" w:cs="Times New Roman"/>
+          <w:bCs/>
+          <w:sz w:val="22"/>
+          <w:szCs w:val="22"/>
+        </w:rPr>
+        <w:t>Breast Cancer‐Derived Extracellular Vesicles Modulate the Cytoplasmic and Cytoskeletal Dynamics of Blood‐Brain Barrier Endothelial Cells</w:t>
+      </w:r>
+      <w:r>
+        <w:rPr>
+          <w:rFonts w:ascii="Times New Roman" w:hAnsi="Times New Roman" w:cs="Times New Roman"/>
+          <w:bCs/>
+          <w:sz w:val="22"/>
+          <w:szCs w:val="22"/>
+        </w:rPr>
+        <w:t xml:space="preserve">.” </w:t>
+      </w:r>
+      <w:r>
+        <w:rPr>
+          <w:rFonts w:ascii="Times New Roman" w:hAnsi="Times New Roman" w:cs="Times New Roman"/>
+          <w:bCs/>
+          <w:i/>
+          <w:iCs/>
+          <w:sz w:val="22"/>
+          <w:szCs w:val="22"/>
+        </w:rPr>
+        <w:t>Journal of Extracellular Vesicles</w:t>
+      </w:r>
+      <w:r>
+        <w:rPr>
+          <w:rFonts w:ascii="Times New Roman" w:hAnsi="Times New Roman" w:cs="Times New Roman"/>
+          <w:bCs/>
+          <w:i/>
+          <w:iCs/>
+          <w:sz w:val="22"/>
+          <w:szCs w:val="22"/>
+        </w:rPr>
         <w:t>, 2025.</w:t>
       </w:r>
     </w:p>
@@ -3109,42 +3766,203 @@
       <w:pPr>
         <w:rPr>
           <w:rFonts w:ascii="Times New Roman" w:hAnsi="Times New Roman" w:cs="Times New Roman"/>
-          <w:bCs/>
-          <w:sz w:val="22"/>
-          <w:szCs w:val="22"/>
-        </w:rPr>
-      </w:pPr>
-      <w:r>
-        <w:rPr>
-          <w:rFonts w:ascii="Times New Roman" w:hAnsi="Times New Roman" w:cs="Times New Roman"/>
-          <w:b/>
-          <w:sz w:val="22"/>
-          <w:szCs w:val="22"/>
-        </w:rPr>
-        <w:t>J5</w:t>
-      </w:r>
-      <w:r>
-        <w:rPr>
-          <w:rFonts w:ascii="Times New Roman" w:hAnsi="Times New Roman" w:cs="Times New Roman"/>
-          <w:b/>
-          <w:sz w:val="22"/>
-          <w:szCs w:val="22"/>
-        </w:rPr>
-        <w:t xml:space="preserve">. </w:t>
-      </w:r>
-      <w:r>
-        <w:rPr>
-          <w:rFonts w:ascii="Times New Roman" w:hAnsi="Times New Roman" w:cs="Times New Roman"/>
-          <w:bCs/>
-          <w:sz w:val="22"/>
-          <w:szCs w:val="22"/>
-        </w:rPr>
-        <w:t>H</w:t>
-      </w:r>
-      <w:r>
-        <w:rPr>
-          <w:rFonts w:ascii="Times New Roman" w:hAnsi="Times New Roman" w:cs="Times New Roman"/>
-          <w:bCs/>
+          <w:b/>
+          <w:sz w:val="22"/>
+          <w:szCs w:val="22"/>
+        </w:rPr>
+      </w:pPr>
+      <w:r>
+        <w:rPr>
+          <w:rFonts w:ascii="Times New Roman" w:hAnsi="Times New Roman" w:cs="Times New Roman"/>
+          <w:b/>
+          <w:sz w:val="22"/>
+          <w:szCs w:val="22"/>
+        </w:rPr>
+        <w:t xml:space="preserve">J2. </w:t>
+      </w:r>
+      <w:r>
+        <w:rPr>
+          <w:rFonts w:ascii="Times New Roman" w:hAnsi="Times New Roman" w:cs="Times New Roman"/>
+          <w:bCs/>
+          <w:sz w:val="22"/>
+          <w:szCs w:val="22"/>
+        </w:rPr>
+        <w:t xml:space="preserve">J. Jang, Y. Kim, B. Westgate, Y. Zong, </w:t>
+      </w:r>
+      <w:r>
+        <w:rPr>
+          <w:rFonts w:ascii="Times New Roman" w:hAnsi="Times New Roman" w:cs="Times New Roman"/>
+          <w:b/>
+          <w:sz w:val="22"/>
+          <w:szCs w:val="22"/>
+        </w:rPr>
+        <w:t>C. Hallinan</w:t>
+      </w:r>
+      <w:r>
+        <w:rPr>
+          <w:rFonts w:ascii="Times New Roman" w:hAnsi="Times New Roman" w:cs="Times New Roman"/>
+          <w:bCs/>
+          <w:sz w:val="22"/>
+          <w:szCs w:val="22"/>
+        </w:rPr>
+        <w:t xml:space="preserve">, A. Akalin, and K. Lee. “Screening Adequacy of Unstained Fine Needle Aspiration Samples Using a Deep Learning-based Classifier.” </w:t>
+      </w:r>
+      <w:r>
+        <w:rPr>
+          <w:rFonts w:ascii="Times New Roman" w:hAnsi="Times New Roman" w:cs="Times New Roman"/>
+          <w:bCs/>
+          <w:i/>
+          <w:iCs/>
+          <w:sz w:val="22"/>
+          <w:szCs w:val="22"/>
+        </w:rPr>
+        <w:t>Scientific Reports, 2023.</w:t>
+      </w:r>
+    </w:p>
+    <w:p>
+      <w:pPr>
+        <w:rPr>
+          <w:rFonts w:ascii="Times New Roman" w:hAnsi="Times New Roman" w:cs="Times New Roman"/>
+          <w:bCs/>
+          <w:i/>
+          <w:iCs/>
+          <w:sz w:val="22"/>
+          <w:szCs w:val="22"/>
+        </w:rPr>
+      </w:pPr>
+      <w:r>
+        <w:rPr>
+          <w:rFonts w:ascii="Times New Roman" w:hAnsi="Times New Roman" w:cs="Times New Roman"/>
+          <w:b/>
+          <w:sz w:val="22"/>
+          <w:szCs w:val="22"/>
+        </w:rPr>
+        <w:t xml:space="preserve">J1. </w:t>
+      </w:r>
+      <w:r>
+        <w:rPr>
+          <w:rFonts w:ascii="Times New Roman" w:hAnsi="Times New Roman" w:cs="Times New Roman"/>
+          <w:bCs/>
+          <w:sz w:val="22"/>
+          <w:szCs w:val="22"/>
+        </w:rPr>
+        <w:t xml:space="preserve">J. Jang, </w:t>
+      </w:r>
+      <w:r>
+        <w:rPr>
+          <w:rFonts w:ascii="Times New Roman" w:hAnsi="Times New Roman" w:cs="Times New Roman"/>
+          <w:b/>
+          <w:sz w:val="22"/>
+          <w:szCs w:val="22"/>
+        </w:rPr>
+        <w:t>C. Hallinan</w:t>
+      </w:r>
+      <w:r>
+        <w:rPr>
+          <w:rFonts w:ascii="Times New Roman" w:hAnsi="Times New Roman" w:cs="Times New Roman"/>
+          <w:bCs/>
+          <w:sz w:val="22"/>
+          <w:szCs w:val="22"/>
+        </w:rPr>
+        <w:t xml:space="preserve">, and K. Lee. “Protocol for live cell image segmentation to profile cellular morphodynamics using MARS-Net.” </w:t>
+      </w:r>
+      <w:r>
+        <w:rPr>
+          <w:rFonts w:ascii="Times New Roman" w:hAnsi="Times New Roman" w:cs="Times New Roman"/>
+          <w:bCs/>
+          <w:i/>
+          <w:iCs/>
+          <w:sz w:val="22"/>
+          <w:szCs w:val="22"/>
+        </w:rPr>
+        <w:t>STAR Protocols, 2022.</w:t>
+      </w:r>
+    </w:p>
+    <w:p>
+      <w:pPr>
+        <w:rPr>
+          <w:rFonts w:ascii="Times New Roman" w:hAnsi="Times New Roman" w:cs="Times New Roman"/>
+          <w:bCs/>
+          <w:i/>
+          <w:iCs/>
+          <w:sz w:val="22"/>
+          <w:szCs w:val="22"/>
+        </w:rPr>
+      </w:pPr>
+    </w:p>
+    <w:p>
+      <w:pPr>
+        <w:rPr>
+          <w:rFonts w:ascii="Times New Roman" w:hAnsi="Times New Roman" w:cs="Times New Roman"/>
+          <w:b/>
+          <w:sz w:val="22"/>
+          <w:szCs w:val="22"/>
+          <w:u w:val="single"/>
+        </w:rPr>
+      </w:pPr>
+      <w:r>
+        <w:rPr>
+          <w:rFonts w:ascii="Times New Roman" w:hAnsi="Times New Roman" w:cs="Times New Roman"/>
+          <w:b/>
+          <w:sz w:val="22"/>
+          <w:szCs w:val="22"/>
+          <w:u w:val="single"/>
+        </w:rPr>
+        <w:t>Papers Under Review</w:t>
+      </w:r>
+      <w:r>
+        <w:rPr>
+          <w:rFonts w:ascii="Times New Roman" w:hAnsi="Times New Roman" w:cs="Times New Roman"/>
+          <w:b/>
+          <w:sz w:val="22"/>
+          <w:szCs w:val="22"/>
+          <w:u w:val="single"/>
+        </w:rPr>
+        <w:t>:</w:t>
+      </w:r>
+    </w:p>
+    <w:p>
+      <w:pPr>
+        <w:rPr>
+          <w:rFonts w:ascii="Times New Roman" w:hAnsi="Times New Roman" w:cs="Times New Roman"/>
+          <w:bCs/>
+          <w:i/>
+          <w:iCs/>
+          <w:sz w:val="22"/>
+          <w:szCs w:val="22"/>
+        </w:rPr>
+      </w:pPr>
+      <w:r>
+        <w:rPr>
+          <w:rFonts w:ascii="Times New Roman" w:hAnsi="Times New Roman" w:cs="Times New Roman"/>
+          <w:b/>
+          <w:sz w:val="22"/>
+          <w:szCs w:val="22"/>
+        </w:rPr>
+        <w:t xml:space="preserve">P2. </w:t>
+      </w:r>
+      <w:r>
+        <w:rPr>
+          <w:rFonts w:ascii="Times New Roman" w:hAnsi="Times New Roman" w:cs="Times New Roman"/>
+          <w:bCs/>
+          <w:sz w:val="22"/>
+          <w:szCs w:val="22"/>
+        </w:rPr>
+        <w:t xml:space="preserve">D. Velazquez, </w:t>
+      </w:r>
+      <w:r>
+        <w:rPr>
+          <w:rFonts w:ascii="Times New Roman" w:hAnsi="Times New Roman" w:cs="Times New Roman"/>
+          <w:b/>
+          <w:sz w:val="22"/>
+          <w:szCs w:val="22"/>
+        </w:rPr>
+        <w:t>C</w:t>
+      </w:r>
+      <w:r>
+        <w:rPr>
+          <w:rFonts w:ascii="Times New Roman" w:hAnsi="Times New Roman" w:cs="Times New Roman"/>
+          <w:b/>
           <w:sz w:val="22"/>
           <w:szCs w:val="22"/>
         </w:rPr>
@@ -3153,69 +3971,6 @@
       <w:r>
         <w:rPr>
           <w:rFonts w:ascii="Times New Roman" w:hAnsi="Times New Roman" w:cs="Times New Roman"/>
-          <w:bCs/>
-          <w:sz w:val="22"/>
-          <w:szCs w:val="22"/>
-        </w:rPr>
-        <w:t xml:space="preserve"> Zhou, P</w:t>
-      </w:r>
-      <w:r>
-        <w:rPr>
-          <w:rFonts w:ascii="Times New Roman" w:hAnsi="Times New Roman" w:cs="Times New Roman"/>
-          <w:bCs/>
-          <w:sz w:val="22"/>
-          <w:szCs w:val="22"/>
-        </w:rPr>
-        <w:t>.</w:t>
-      </w:r>
-      <w:r>
-        <w:rPr>
-          <w:rFonts w:ascii="Times New Roman" w:hAnsi="Times New Roman" w:cs="Times New Roman"/>
-          <w:bCs/>
-          <w:sz w:val="22"/>
-          <w:szCs w:val="22"/>
-        </w:rPr>
-        <w:t xml:space="preserve"> Panwar, B</w:t>
-      </w:r>
-      <w:r>
-        <w:rPr>
-          <w:rFonts w:ascii="Times New Roman" w:hAnsi="Times New Roman" w:cs="Times New Roman"/>
-          <w:bCs/>
-          <w:sz w:val="22"/>
-          <w:szCs w:val="22"/>
-        </w:rPr>
-        <w:t>.</w:t>
-      </w:r>
-      <w:r>
-        <w:rPr>
-          <w:rFonts w:ascii="Times New Roman" w:hAnsi="Times New Roman" w:cs="Times New Roman"/>
-          <w:bCs/>
-          <w:sz w:val="22"/>
-          <w:szCs w:val="22"/>
-        </w:rPr>
-        <w:t xml:space="preserve"> Guo, </w:t>
-      </w:r>
-      <w:r>
-        <w:rPr>
-          <w:rFonts w:ascii="Times New Roman" w:hAnsi="Times New Roman" w:cs="Times New Roman"/>
-          <w:b/>
-          <w:sz w:val="22"/>
-          <w:szCs w:val="22"/>
-        </w:rPr>
-        <w:t>C</w:t>
-      </w:r>
-      <w:r>
-        <w:rPr>
-          <w:rFonts w:ascii="Times New Roman" w:hAnsi="Times New Roman" w:cs="Times New Roman"/>
-          <w:b/>
-          <w:sz w:val="22"/>
-          <w:szCs w:val="22"/>
-        </w:rPr>
-        <w:t>.</w:t>
-      </w:r>
-      <w:r>
-        <w:rPr>
-          <w:rFonts w:ascii="Times New Roman" w:hAnsi="Times New Roman" w:cs="Times New Roman"/>
           <w:b/>
           <w:sz w:val="22"/>
           <w:szCs w:val="22"/>
@@ -3229,52 +3984,52 @@
           <w:sz w:val="22"/>
           <w:szCs w:val="22"/>
         </w:rPr>
-        <w:t>, S</w:t>
-      </w:r>
-      <w:r>
-        <w:rPr>
-          <w:rFonts w:ascii="Times New Roman" w:hAnsi="Times New Roman" w:cs="Times New Roman"/>
-          <w:bCs/>
-          <w:sz w:val="22"/>
-          <w:szCs w:val="22"/>
-        </w:rPr>
-        <w:t>.</w:t>
-      </w:r>
-      <w:r>
-        <w:rPr>
-          <w:rFonts w:ascii="Times New Roman" w:hAnsi="Times New Roman" w:cs="Times New Roman"/>
-          <w:bCs/>
-          <w:sz w:val="22"/>
-          <w:szCs w:val="22"/>
-        </w:rPr>
-        <w:t xml:space="preserve"> Ghazanfar, SC</w:t>
-      </w:r>
-      <w:r>
-        <w:rPr>
-          <w:rFonts w:ascii="Times New Roman" w:hAnsi="Times New Roman" w:cs="Times New Roman"/>
-          <w:bCs/>
-          <w:sz w:val="22"/>
-          <w:szCs w:val="22"/>
-        </w:rPr>
-        <w:t>.</w:t>
-      </w:r>
-      <w:r>
-        <w:rPr>
-          <w:rFonts w:ascii="Times New Roman" w:hAnsi="Times New Roman" w:cs="Times New Roman"/>
-          <w:bCs/>
-          <w:sz w:val="22"/>
-          <w:szCs w:val="22"/>
-        </w:rPr>
-        <w:t xml:space="preserve"> Hicks</w:t>
-      </w:r>
-      <w:r>
-        <w:rPr>
-          <w:rFonts w:ascii="Times New Roman" w:hAnsi="Times New Roman" w:cs="Times New Roman"/>
-          <w:bCs/>
-          <w:sz w:val="22"/>
-          <w:szCs w:val="22"/>
-        </w:rPr>
-        <w:t xml:space="preserve">. “Spatial mutual nearest neighbors for spatial transcriptomics data.” </w:t>
+        <w:t xml:space="preserve">, </w:t>
+      </w:r>
+      <w:r>
+        <w:rPr>
+          <w:rFonts w:ascii="Times New Roman" w:hAnsi="Times New Roman" w:cs="Times New Roman"/>
+          <w:bCs/>
+          <w:sz w:val="22"/>
+          <w:szCs w:val="22"/>
+        </w:rPr>
+        <w:t>R. An, K. Clifton</w:t>
+      </w:r>
+      <w:r>
+        <w:rPr>
+          <w:rFonts w:ascii="Times New Roman" w:hAnsi="Times New Roman" w:cs="Times New Roman"/>
+          <w:bCs/>
+          <w:sz w:val="22"/>
+          <w:szCs w:val="22"/>
+        </w:rPr>
+        <w:t xml:space="preserve">, </w:t>
+      </w:r>
+      <w:r>
+        <w:rPr>
+          <w:rFonts w:ascii="Times New Roman" w:hAnsi="Times New Roman" w:cs="Times New Roman"/>
+          <w:bCs/>
+          <w:sz w:val="22"/>
+          <w:szCs w:val="22"/>
+        </w:rPr>
+        <w:t>J. Fan. “</w:t>
+      </w:r>
+      <w:r>
+        <w:rPr>
+          <w:rFonts w:ascii="Times New Roman" w:hAnsi="Times New Roman" w:cs="Times New Roman"/>
+          <w:bCs/>
+          <w:sz w:val="22"/>
+          <w:szCs w:val="22"/>
+        </w:rPr>
+        <w:t>Spatial Transcriptomics As Rasterized Image Tensors (STARIT) characterizes cell states with subcellular molecular heterogeneity</w:t>
+      </w:r>
+      <w:r>
+        <w:rPr>
+          <w:rFonts w:ascii="Times New Roman" w:hAnsi="Times New Roman" w:cs="Times New Roman"/>
+          <w:bCs/>
+          <w:sz w:val="22"/>
+          <w:szCs w:val="22"/>
+        </w:rPr>
+        <w:t xml:space="preserve">.” </w:t>
       </w:r>
       <w:r>
         <w:rPr>
@@ -3285,531 +4040,7 @@
           <w:sz w:val="22"/>
           <w:szCs w:val="22"/>
         </w:rPr>
-        <w:t>Bioinformatics</w:t>
-      </w:r>
-      <w:r>
-        <w:rPr>
-          <w:rFonts w:ascii="Times New Roman" w:hAnsi="Times New Roman" w:cs="Times New Roman"/>
-          <w:bCs/>
-          <w:i/>
-          <w:iCs/>
-          <w:sz w:val="22"/>
-          <w:szCs w:val="22"/>
-        </w:rPr>
-        <w:t>, 202</w:t>
-      </w:r>
-      <w:r>
-        <w:rPr>
-          <w:rFonts w:ascii="Times New Roman" w:hAnsi="Times New Roman" w:cs="Times New Roman"/>
-          <w:bCs/>
-          <w:i/>
-          <w:iCs/>
-          <w:sz w:val="22"/>
-          <w:szCs w:val="22"/>
-        </w:rPr>
-        <w:t>5</w:t>
-      </w:r>
-      <w:r>
-        <w:rPr>
-          <w:rFonts w:ascii="Times New Roman" w:hAnsi="Times New Roman" w:cs="Times New Roman"/>
-          <w:bCs/>
-          <w:i/>
-          <w:iCs/>
-          <w:sz w:val="22"/>
-          <w:szCs w:val="22"/>
-        </w:rPr>
-        <w:t>.</w:t>
-      </w:r>
-    </w:p>
-    <w:p>
-      <w:pPr>
-        <w:rPr>
-          <w:rFonts w:ascii="Times New Roman" w:hAnsi="Times New Roman" w:cs="Times New Roman"/>
-          <w:bCs/>
-          <w:sz w:val="22"/>
-          <w:szCs w:val="22"/>
-        </w:rPr>
-      </w:pPr>
-      <w:r>
-        <w:rPr>
-          <w:rFonts w:ascii="Times New Roman" w:hAnsi="Times New Roman" w:cs="Times New Roman"/>
-          <w:b/>
-          <w:sz w:val="22"/>
-          <w:szCs w:val="22"/>
-        </w:rPr>
-        <w:t xml:space="preserve">J4. </w:t>
-      </w:r>
-      <w:r>
-        <w:rPr>
-          <w:rFonts w:ascii="Times New Roman" w:hAnsi="Times New Roman" w:cs="Times New Roman"/>
-          <w:bCs/>
-          <w:sz w:val="22"/>
-          <w:szCs w:val="22"/>
-        </w:rPr>
-        <w:t xml:space="preserve">A. Abul-Basher*, </w:t>
-      </w:r>
-      <w:r>
-        <w:rPr>
-          <w:rFonts w:ascii="Times New Roman" w:hAnsi="Times New Roman" w:cs="Times New Roman"/>
-          <w:b/>
-          <w:sz w:val="22"/>
-          <w:szCs w:val="22"/>
-        </w:rPr>
-        <w:t>C. Hallinan</w:t>
-      </w:r>
-      <w:r>
-        <w:rPr>
-          <w:rFonts w:ascii="Times New Roman" w:hAnsi="Times New Roman" w:cs="Times New Roman"/>
-          <w:b/>
-          <w:sz w:val="22"/>
-          <w:szCs w:val="22"/>
-        </w:rPr>
-        <w:t>*</w:t>
-      </w:r>
-      <w:r>
-        <w:rPr>
-          <w:rFonts w:ascii="Times New Roman" w:hAnsi="Times New Roman" w:cs="Times New Roman"/>
-          <w:bCs/>
-          <w:sz w:val="22"/>
-          <w:szCs w:val="22"/>
-        </w:rPr>
-        <w:t xml:space="preserve">, </w:t>
-      </w:r>
-      <w:r>
-        <w:rPr>
-          <w:rFonts w:ascii="Times New Roman" w:hAnsi="Times New Roman" w:cs="Times New Roman"/>
-          <w:bCs/>
-          <w:sz w:val="22"/>
-          <w:szCs w:val="22"/>
-        </w:rPr>
-        <w:t xml:space="preserve">and </w:t>
-      </w:r>
-      <w:r>
-        <w:rPr>
-          <w:rFonts w:ascii="Times New Roman" w:hAnsi="Times New Roman" w:cs="Times New Roman"/>
-          <w:bCs/>
-          <w:sz w:val="22"/>
-          <w:szCs w:val="22"/>
-        </w:rPr>
-        <w:t xml:space="preserve">K. Lee. </w:t>
-      </w:r>
-      <w:r>
-        <w:rPr>
-          <w:rFonts w:ascii="Times New Roman" w:hAnsi="Times New Roman" w:cs="Times New Roman"/>
-          <w:bCs/>
-          <w:sz w:val="22"/>
-          <w:szCs w:val="22"/>
-        </w:rPr>
-        <w:t xml:space="preserve">“Heterogeneity-Preserving Feature Selection for Subtype Discovery.” </w:t>
-      </w:r>
-      <w:r>
-        <w:rPr>
-          <w:rFonts w:ascii="Times New Roman" w:hAnsi="Times New Roman" w:cs="Times New Roman"/>
-          <w:bCs/>
-          <w:i/>
-          <w:iCs/>
-          <w:sz w:val="22"/>
-          <w:szCs w:val="22"/>
-        </w:rPr>
-        <w:t>Nature Communications, 2025.</w:t>
-      </w:r>
-    </w:p>
-    <w:p>
-      <w:pPr>
-        <w:rPr>
-          <w:rFonts w:ascii="Times New Roman" w:hAnsi="Times New Roman" w:cs="Times New Roman"/>
-          <w:bCs/>
-          <w:sz w:val="22"/>
-          <w:szCs w:val="22"/>
-        </w:rPr>
-      </w:pPr>
-      <w:r>
-        <w:rPr>
-          <w:rFonts w:ascii="Times New Roman" w:hAnsi="Times New Roman" w:cs="Times New Roman"/>
-          <w:b/>
-          <w:sz w:val="22"/>
-          <w:szCs w:val="22"/>
-        </w:rPr>
-        <w:t xml:space="preserve">J3. </w:t>
-      </w:r>
-      <w:r>
-        <w:rPr>
-          <w:rFonts w:ascii="Times New Roman" w:hAnsi="Times New Roman" w:cs="Times New Roman"/>
-          <w:bCs/>
-          <w:sz w:val="22"/>
-          <w:szCs w:val="22"/>
-        </w:rPr>
-        <w:t>S</w:t>
-      </w:r>
-      <w:r>
-        <w:rPr>
-          <w:rFonts w:ascii="Times New Roman" w:hAnsi="Times New Roman" w:cs="Times New Roman"/>
-          <w:bCs/>
-          <w:sz w:val="22"/>
-          <w:szCs w:val="22"/>
-        </w:rPr>
-        <w:t xml:space="preserve">. </w:t>
-      </w:r>
-      <w:r>
-        <w:rPr>
-          <w:rFonts w:ascii="Times New Roman" w:hAnsi="Times New Roman" w:cs="Times New Roman"/>
-          <w:bCs/>
-          <w:sz w:val="22"/>
-          <w:szCs w:val="22"/>
-        </w:rPr>
-        <w:t>Busatto</w:t>
-      </w:r>
-      <w:r>
-        <w:rPr>
-          <w:rFonts w:ascii="Times New Roman" w:hAnsi="Times New Roman" w:cs="Times New Roman"/>
-          <w:bCs/>
-          <w:sz w:val="22"/>
-          <w:szCs w:val="22"/>
-        </w:rPr>
-        <w:t>,</w:t>
-      </w:r>
-      <w:r>
-        <w:rPr>
-          <w:rFonts w:ascii="Times New Roman" w:hAnsi="Times New Roman" w:cs="Times New Roman"/>
-          <w:bCs/>
-          <w:sz w:val="22"/>
-          <w:szCs w:val="22"/>
-        </w:rPr>
-        <w:t xml:space="preserve"> </w:t>
-      </w:r>
-      <w:r>
-        <w:rPr>
-          <w:rFonts w:ascii="Times New Roman" w:hAnsi="Times New Roman" w:cs="Times New Roman"/>
-          <w:bCs/>
-          <w:sz w:val="22"/>
-          <w:szCs w:val="22"/>
-        </w:rPr>
-        <w:t>T.</w:t>
-      </w:r>
-      <w:r>
-        <w:rPr>
-          <w:rFonts w:ascii="Times New Roman" w:hAnsi="Times New Roman" w:cs="Times New Roman"/>
-          <w:bCs/>
-          <w:sz w:val="22"/>
-          <w:szCs w:val="22"/>
-        </w:rPr>
-        <w:t xml:space="preserve"> Song</w:t>
-      </w:r>
-      <w:r>
-        <w:rPr>
-          <w:rFonts w:ascii="Times New Roman" w:hAnsi="Times New Roman" w:cs="Times New Roman"/>
-          <w:bCs/>
-          <w:sz w:val="22"/>
-          <w:szCs w:val="22"/>
-        </w:rPr>
-        <w:t xml:space="preserve">, HJ. </w:t>
-      </w:r>
-      <w:r>
-        <w:rPr>
-          <w:rFonts w:ascii="Times New Roman" w:hAnsi="Times New Roman" w:cs="Times New Roman"/>
-          <w:bCs/>
-          <w:sz w:val="22"/>
-          <w:szCs w:val="22"/>
-        </w:rPr>
-        <w:t>Kim</w:t>
-      </w:r>
-      <w:r>
-        <w:rPr>
-          <w:rFonts w:ascii="Times New Roman" w:hAnsi="Times New Roman" w:cs="Times New Roman"/>
-          <w:bCs/>
-          <w:sz w:val="22"/>
-          <w:szCs w:val="22"/>
-        </w:rPr>
-        <w:t>,</w:t>
-      </w:r>
-      <w:r>
-        <w:rPr>
-          <w:rFonts w:ascii="Times New Roman" w:hAnsi="Times New Roman" w:cs="Times New Roman"/>
-          <w:bCs/>
-          <w:sz w:val="22"/>
-          <w:szCs w:val="22"/>
-        </w:rPr>
-        <w:t xml:space="preserve"> </w:t>
-      </w:r>
-      <w:r>
-        <w:rPr>
-          <w:rFonts w:ascii="Times New Roman" w:hAnsi="Times New Roman" w:cs="Times New Roman"/>
-          <w:b/>
-          <w:sz w:val="22"/>
-          <w:szCs w:val="22"/>
-        </w:rPr>
-        <w:t>C. Hallinan</w:t>
-      </w:r>
-      <w:r>
-        <w:rPr>
-          <w:rFonts w:ascii="Times New Roman" w:hAnsi="Times New Roman" w:cs="Times New Roman"/>
-          <w:bCs/>
-          <w:sz w:val="22"/>
-          <w:szCs w:val="22"/>
-        </w:rPr>
-        <w:t xml:space="preserve">, </w:t>
-      </w:r>
-      <w:r>
-        <w:rPr>
-          <w:rFonts w:ascii="Times New Roman" w:hAnsi="Times New Roman" w:cs="Times New Roman"/>
-          <w:bCs/>
-          <w:sz w:val="22"/>
-          <w:szCs w:val="22"/>
-        </w:rPr>
-        <w:t>…</w:t>
-      </w:r>
-      <w:r>
-        <w:rPr>
-          <w:rFonts w:ascii="Times New Roman" w:hAnsi="Times New Roman" w:cs="Times New Roman"/>
-          <w:bCs/>
-          <w:sz w:val="22"/>
-          <w:szCs w:val="22"/>
-        </w:rPr>
-        <w:t>, K</w:t>
-      </w:r>
-      <w:r>
-        <w:rPr>
-          <w:rFonts w:ascii="Times New Roman" w:hAnsi="Times New Roman" w:cs="Times New Roman"/>
-          <w:bCs/>
-          <w:sz w:val="22"/>
-          <w:szCs w:val="22"/>
-        </w:rPr>
-        <w:t>.</w:t>
-      </w:r>
-      <w:r>
-        <w:rPr>
-          <w:rFonts w:ascii="Times New Roman" w:hAnsi="Times New Roman" w:cs="Times New Roman"/>
-          <w:bCs/>
-          <w:sz w:val="22"/>
-          <w:szCs w:val="22"/>
-        </w:rPr>
-        <w:t xml:space="preserve"> Lee</w:t>
-      </w:r>
-      <w:r>
-        <w:rPr>
-          <w:rFonts w:ascii="Times New Roman" w:hAnsi="Times New Roman" w:cs="Times New Roman"/>
-          <w:bCs/>
-          <w:sz w:val="22"/>
-          <w:szCs w:val="22"/>
-        </w:rPr>
-        <w:t>, M</w:t>
-      </w:r>
-      <w:r>
-        <w:rPr>
-          <w:rFonts w:ascii="Times New Roman" w:hAnsi="Times New Roman" w:cs="Times New Roman"/>
-          <w:bCs/>
-          <w:sz w:val="22"/>
-          <w:szCs w:val="22"/>
-        </w:rPr>
-        <w:t>. Moses</w:t>
-      </w:r>
-      <w:r>
-        <w:rPr>
-          <w:rFonts w:ascii="Times New Roman" w:hAnsi="Times New Roman" w:cs="Times New Roman"/>
-          <w:bCs/>
-          <w:sz w:val="22"/>
-          <w:szCs w:val="22"/>
-        </w:rPr>
-        <w:t>. “</w:t>
-      </w:r>
-      <w:r>
-        <w:rPr>
-          <w:rFonts w:ascii="Times New Roman" w:hAnsi="Times New Roman" w:cs="Times New Roman"/>
-          <w:bCs/>
-          <w:sz w:val="22"/>
-          <w:szCs w:val="22"/>
-        </w:rPr>
-        <w:t>Breast Cancer‐Derived Extracellular Vesicles Modulate the Cytoplasmic and Cytoskeletal Dynamics of Blood‐Brain Barrier Endothelial Cells</w:t>
-      </w:r>
-      <w:r>
-        <w:rPr>
-          <w:rFonts w:ascii="Times New Roman" w:hAnsi="Times New Roman" w:cs="Times New Roman"/>
-          <w:bCs/>
-          <w:sz w:val="22"/>
-          <w:szCs w:val="22"/>
-        </w:rPr>
-        <w:t xml:space="preserve">.” </w:t>
-      </w:r>
-      <w:r>
-        <w:rPr>
-          <w:rFonts w:ascii="Times New Roman" w:hAnsi="Times New Roman" w:cs="Times New Roman"/>
-          <w:bCs/>
-          <w:i/>
-          <w:iCs/>
-          <w:sz w:val="22"/>
-          <w:szCs w:val="22"/>
-        </w:rPr>
-        <w:t>Journal of Extracellular Vesicles</w:t>
-      </w:r>
-      <w:r>
-        <w:rPr>
-          <w:rFonts w:ascii="Times New Roman" w:hAnsi="Times New Roman" w:cs="Times New Roman"/>
-          <w:bCs/>
-          <w:i/>
-          <w:iCs/>
-          <w:sz w:val="22"/>
-          <w:szCs w:val="22"/>
-        </w:rPr>
-        <w:t>, 2025.</w:t>
-      </w:r>
-    </w:p>
-    <w:p>
-      <w:pPr>
-        <w:rPr>
-          <w:rFonts w:ascii="Times New Roman" w:hAnsi="Times New Roman" w:cs="Times New Roman"/>
-          <w:b/>
-          <w:sz w:val="22"/>
-          <w:szCs w:val="22"/>
-        </w:rPr>
-      </w:pPr>
-      <w:r>
-        <w:rPr>
-          <w:rFonts w:ascii="Times New Roman" w:hAnsi="Times New Roman" w:cs="Times New Roman"/>
-          <w:b/>
-          <w:sz w:val="22"/>
-          <w:szCs w:val="22"/>
-        </w:rPr>
-        <w:t xml:space="preserve">J2. </w:t>
-      </w:r>
-      <w:r>
-        <w:rPr>
-          <w:rFonts w:ascii="Times New Roman" w:hAnsi="Times New Roman" w:cs="Times New Roman"/>
-          <w:bCs/>
-          <w:sz w:val="22"/>
-          <w:szCs w:val="22"/>
-        </w:rPr>
-        <w:t xml:space="preserve">J. Jang, Y. Kim, B. Westgate, Y. Zong, </w:t>
-      </w:r>
-      <w:r>
-        <w:rPr>
-          <w:rFonts w:ascii="Times New Roman" w:hAnsi="Times New Roman" w:cs="Times New Roman"/>
-          <w:b/>
-          <w:sz w:val="22"/>
-          <w:szCs w:val="22"/>
-        </w:rPr>
-        <w:t>C. Hallinan</w:t>
-      </w:r>
-      <w:r>
-        <w:rPr>
-          <w:rFonts w:ascii="Times New Roman" w:hAnsi="Times New Roman" w:cs="Times New Roman"/>
-          <w:bCs/>
-          <w:sz w:val="22"/>
-          <w:szCs w:val="22"/>
-        </w:rPr>
-        <w:t xml:space="preserve">, A. Akalin, and K. Lee. “Screening Adequacy of Unstained Fine Needle Aspiration Samples Using a Deep Learning-based Classifier.” </w:t>
-      </w:r>
-      <w:r>
-        <w:rPr>
-          <w:rFonts w:ascii="Times New Roman" w:hAnsi="Times New Roman" w:cs="Times New Roman"/>
-          <w:bCs/>
-          <w:i/>
-          <w:iCs/>
-          <w:sz w:val="22"/>
-          <w:szCs w:val="22"/>
-        </w:rPr>
-        <w:t>Scientific Reports, 2023.</w:t>
-      </w:r>
-    </w:p>
-    <w:p>
-      <w:pPr>
-        <w:rPr>
-          <w:rFonts w:ascii="Times New Roman" w:hAnsi="Times New Roman" w:cs="Times New Roman"/>
-          <w:bCs/>
-          <w:i/>
-          <w:iCs/>
-          <w:sz w:val="22"/>
-          <w:szCs w:val="22"/>
-        </w:rPr>
-      </w:pPr>
-      <w:r>
-        <w:rPr>
-          <w:rFonts w:ascii="Times New Roman" w:hAnsi="Times New Roman" w:cs="Times New Roman"/>
-          <w:b/>
-          <w:sz w:val="22"/>
-          <w:szCs w:val="22"/>
-        </w:rPr>
-        <w:t xml:space="preserve">J1. </w:t>
-      </w:r>
-      <w:r>
-        <w:rPr>
-          <w:rFonts w:ascii="Times New Roman" w:hAnsi="Times New Roman" w:cs="Times New Roman"/>
-          <w:bCs/>
-          <w:sz w:val="22"/>
-          <w:szCs w:val="22"/>
-        </w:rPr>
-        <w:t xml:space="preserve">J. Jang, </w:t>
-      </w:r>
-      <w:r>
-        <w:rPr>
-          <w:rFonts w:ascii="Times New Roman" w:hAnsi="Times New Roman" w:cs="Times New Roman"/>
-          <w:b/>
-          <w:sz w:val="22"/>
-          <w:szCs w:val="22"/>
-        </w:rPr>
-        <w:t>C. Hallinan</w:t>
-      </w:r>
-      <w:r>
-        <w:rPr>
-          <w:rFonts w:ascii="Times New Roman" w:hAnsi="Times New Roman" w:cs="Times New Roman"/>
-          <w:bCs/>
-          <w:sz w:val="22"/>
-          <w:szCs w:val="22"/>
-        </w:rPr>
-        <w:t xml:space="preserve">, and K. Lee. “Protocol for live cell image segmentation to profile cellular morphodynamics using MARS-Net.” </w:t>
-      </w:r>
-      <w:r>
-        <w:rPr>
-          <w:rFonts w:ascii="Times New Roman" w:hAnsi="Times New Roman" w:cs="Times New Roman"/>
-          <w:bCs/>
-          <w:i/>
-          <w:iCs/>
-          <w:sz w:val="22"/>
-          <w:szCs w:val="22"/>
-        </w:rPr>
-        <w:t>STAR Protocols, 2022.</w:t>
-      </w:r>
-    </w:p>
-    <w:p>
-      <w:pPr>
-        <w:rPr>
-          <w:rFonts w:ascii="Times New Roman" w:hAnsi="Times New Roman" w:cs="Times New Roman"/>
-          <w:bCs/>
-          <w:i/>
-          <w:iCs/>
-          <w:sz w:val="22"/>
-          <w:szCs w:val="22"/>
-        </w:rPr>
-      </w:pPr>
-    </w:p>
-    <w:p>
-      <w:pPr>
-        <w:rPr>
-          <w:rFonts w:ascii="Times New Roman" w:hAnsi="Times New Roman" w:cs="Times New Roman"/>
-          <w:b/>
-          <w:sz w:val="22"/>
-          <w:szCs w:val="22"/>
-          <w:u w:val="single"/>
-        </w:rPr>
-      </w:pPr>
-      <w:r>
-        <w:rPr>
-          <w:rFonts w:ascii="Times New Roman" w:hAnsi="Times New Roman" w:cs="Times New Roman"/>
-          <w:b/>
-          <w:sz w:val="22"/>
-          <w:szCs w:val="22"/>
-          <w:u w:val="single"/>
-        </w:rPr>
-        <w:t>Papers Under Review</w:t>
-      </w:r>
-      <w:r>
-        <w:rPr>
-          <w:rFonts w:ascii="Times New Roman" w:hAnsi="Times New Roman" w:cs="Times New Roman"/>
-          <w:b/>
-          <w:sz w:val="22"/>
-          <w:szCs w:val="22"/>
-          <w:u w:val="single"/>
-        </w:rPr>
-        <w:t>:</w:t>
+        <w:t>2026.</w:t>
       </w:r>
     </w:p>
     <w:p>
@@ -4208,15 +4439,7 @@
           <w:sz w:val="22"/>
           <w:szCs w:val="22"/>
         </w:rPr>
-        <w:t>2025</w:t>
-      </w:r>
-      <w:r>
-        <w:rPr>
-          <w:rFonts w:ascii="Times New Roman" w:hAnsi="Times New Roman" w:cs="Times New Roman"/>
-          <w:sz w:val="22"/>
-          <w:szCs w:val="22"/>
-        </w:rPr>
-        <w:t>.</w:t>
+        <w:t>2025.</w:t>
       </w:r>
     </w:p>
     <w:p>
@@ -4238,6 +4461,7 @@
           <w:sz w:val="22"/>
           <w:szCs w:val="22"/>
         </w:rPr>
+        <w:lastRenderedPageBreak/>
         <w:t>P</w:t>
       </w:r>
       <w:r>
@@ -4675,7 +4899,6 @@
           <w:sz w:val="22"/>
           <w:szCs w:val="22"/>
         </w:rPr>
-        <w:lastRenderedPageBreak/>
         <w:t xml:space="preserve">O1. </w:t>
       </w:r>
       <w:r>
@@ -6219,6 +6442,7 @@
           <w:rFonts w:ascii="Times New Roman" w:hAnsi="Times New Roman" w:cs="Times New Roman"/>
           <w:b/>
         </w:rPr>
+        <w:lastRenderedPageBreak/>
         <w:t>REFERENCES</w:t>
       </w:r>
     </w:p>
